--- a/klagomål/A 6775-2026 FSC-klagomål.docx
+++ b/klagomål/A 6775-2026 FSC-klagomål.docx
@@ -767,7 +767,7 @@
     <w:r>
       <w:tab/>
       <w:tab/>
-      <w:t>2026-02-28</w:t>
+      <w:t>2026-03-01</w:t>
       <w:br/>
       <w:br/>
     </w:r>

--- a/klagomål/A 6775-2026 FSC-klagomål.docx
+++ b/klagomål/A 6775-2026 FSC-klagomål.docx
@@ -767,7 +767,7 @@
     <w:r>
       <w:tab/>
       <w:tab/>
-      <w:t>2026-03-01</w:t>
+      <w:t>2026-03-02</w:t>
       <w:br/>
       <w:br/>
     </w:r>

--- a/klagomål/A 6775-2026 FSC-klagomål.docx
+++ b/klagomål/A 6775-2026 FSC-klagomål.docx
@@ -767,7 +767,7 @@
     <w:r>
       <w:tab/>
       <w:tab/>
-      <w:t>2026-03-02</w:t>
+      <w:t>2026-03-03</w:t>
       <w:br/>
       <w:br/>
     </w:r>

--- a/klagomål/A 6775-2026 FSC-klagomål.docx
+++ b/klagomål/A 6775-2026 FSC-klagomål.docx
@@ -767,7 +767,7 @@
     <w:r>
       <w:tab/>
       <w:tab/>
-      <w:t>2026-03-03</w:t>
+      <w:t>2026-03-04</w:t>
       <w:br/>
       <w:br/>
     </w:r>

--- a/klagomål/A 6775-2026 FSC-klagomål.docx
+++ b/klagomål/A 6775-2026 FSC-klagomål.docx
@@ -767,7 +767,7 @@
     <w:r>
       <w:tab/>
       <w:tab/>
-      <w:t>2026-03-04</w:t>
+      <w:t>2026-03-05</w:t>
       <w:br/>
       <w:br/>
     </w:r>

--- a/klagomål/A 6775-2026 FSC-klagomål.docx
+++ b/klagomål/A 6775-2026 FSC-klagomål.docx
@@ -767,7 +767,7 @@
     <w:r>
       <w:tab/>
       <w:tab/>
-      <w:t>2026-03-05</w:t>
+      <w:t>2026-03-06</w:t>
       <w:br/>
       <w:br/>
     </w:r>

--- a/klagomål/A 6775-2026 FSC-klagomål.docx
+++ b/klagomål/A 6775-2026 FSC-klagomål.docx
@@ -767,7 +767,7 @@
     <w:r>
       <w:tab/>
       <w:tab/>
-      <w:t>2026-03-06</w:t>
+      <w:t>2026-03-07</w:t>
       <w:br/>
       <w:br/>
     </w:r>

--- a/klagomål/A 6775-2026 FSC-klagomål.docx
+++ b/klagomål/A 6775-2026 FSC-klagomål.docx
@@ -767,7 +767,7 @@
     <w:r>
       <w:tab/>
       <w:tab/>
-      <w:t>2026-03-07</w:t>
+      <w:t>2026-03-08</w:t>
       <w:br/>
       <w:br/>
     </w:r>

--- a/klagomål/A 6775-2026 FSC-klagomål.docx
+++ b/klagomål/A 6775-2026 FSC-klagomål.docx
@@ -767,7 +767,7 @@
     <w:r>
       <w:tab/>
       <w:tab/>
-      <w:t>2026-03-08</w:t>
+      <w:t>2026-03-09</w:t>
       <w:br/>
       <w:br/>
     </w:r>

--- a/klagomål/A 6775-2026 FSC-klagomål.docx
+++ b/klagomål/A 6775-2026 FSC-klagomål.docx
@@ -767,7 +767,7 @@
     <w:r>
       <w:tab/>
       <w:tab/>
-      <w:t>2026-03-09</w:t>
+      <w:t>2026-03-10</w:t>
       <w:br/>
       <w:br/>
     </w:r>

--- a/klagomål/A 6775-2026 FSC-klagomål.docx
+++ b/klagomål/A 6775-2026 FSC-klagomål.docx
@@ -767,7 +767,7 @@
     <w:r>
       <w:tab/>
       <w:tab/>
-      <w:t>2026-03-10</w:t>
+      <w:t>2026-03-11</w:t>
       <w:br/>
       <w:br/>
     </w:r>

--- a/klagomål/A 6775-2026 FSC-klagomål.docx
+++ b/klagomål/A 6775-2026 FSC-klagomål.docx
@@ -767,7 +767,7 @@
     <w:r>
       <w:tab/>
       <w:tab/>
-      <w:t>2026-03-11</w:t>
+      <w:t>2026-03-12</w:t>
       <w:br/>
       <w:br/>
     </w:r>

--- a/klagomål/A 6775-2026 FSC-klagomål.docx
+++ b/klagomål/A 6775-2026 FSC-klagomål.docx
@@ -767,7 +767,7 @@
     <w:r>
       <w:tab/>
       <w:tab/>
-      <w:t>2026-03-12</w:t>
+      <w:t>2026-03-13</w:t>
       <w:br/>
       <w:br/>
     </w:r>

--- a/klagomål/A 6775-2026 FSC-klagomål.docx
+++ b/klagomål/A 6775-2026 FSC-klagomål.docx
@@ -767,7 +767,7 @@
     <w:r>
       <w:tab/>
       <w:tab/>
-      <w:t>2026-03-13</w:t>
+      <w:t>2026-03-16</w:t>
       <w:br/>
       <w:br/>
     </w:r>

--- a/klagomål/A 6775-2026 FSC-klagomål.docx
+++ b/klagomål/A 6775-2026 FSC-klagomål.docx
@@ -767,7 +767,7 @@
     <w:r>
       <w:tab/>
       <w:tab/>
-      <w:t>2026-03-16</w:t>
+      <w:t>2026-03-17</w:t>
       <w:br/>
       <w:br/>
     </w:r>

--- a/klagomål/A 6775-2026 FSC-klagomål.docx
+++ b/klagomål/A 6775-2026 FSC-klagomål.docx
@@ -767,7 +767,7 @@
     <w:r>
       <w:tab/>
       <w:tab/>
-      <w:t>2026-03-17</w:t>
+      <w:t>2026-03-18</w:t>
       <w:br/>
       <w:br/>
     </w:r>

--- a/klagomål/A 6775-2026 FSC-klagomål.docx
+++ b/klagomål/A 6775-2026 FSC-klagomål.docx
@@ -767,7 +767,7 @@
     <w:r>
       <w:tab/>
       <w:tab/>
-      <w:t>2026-03-18</w:t>
+      <w:t>2026-03-19</w:t>
       <w:br/>
       <w:br/>
     </w:r>

--- a/klagomål/A 6775-2026 FSC-klagomål.docx
+++ b/klagomål/A 6775-2026 FSC-klagomål.docx
@@ -767,7 +767,7 @@
     <w:r>
       <w:tab/>
       <w:tab/>
-      <w:t>2026-03-19</w:t>
+      <w:t>2026-03-20</w:t>
       <w:br/>
       <w:br/>
     </w:r>

--- a/klagomål/A 6775-2026 FSC-klagomål.docx
+++ b/klagomål/A 6775-2026 FSC-klagomål.docx
@@ -767,7 +767,7 @@
     <w:r>
       <w:tab/>
       <w:tab/>
-      <w:t>2026-03-20</w:t>
+      <w:t>2026-03-21</w:t>
       <w:br/>
       <w:br/>
     </w:r>

--- a/klagomål/A 6775-2026 FSC-klagomål.docx
+++ b/klagomål/A 6775-2026 FSC-klagomål.docx
@@ -767,7 +767,7 @@
     <w:r>
       <w:tab/>
       <w:tab/>
-      <w:t>2026-03-21</w:t>
+      <w:t>2026-03-22</w:t>
       <w:br/>
       <w:br/>
     </w:r>

--- a/klagomål/A 6775-2026 FSC-klagomål.docx
+++ b/klagomål/A 6775-2026 FSC-klagomål.docx
@@ -767,7 +767,7 @@
     <w:r>
       <w:tab/>
       <w:tab/>
-      <w:t>2026-03-22</w:t>
+      <w:t>2026-03-23</w:t>
       <w:br/>
       <w:br/>
     </w:r>

--- a/klagomål/A 6775-2026 FSC-klagomål.docx
+++ b/klagomål/A 6775-2026 FSC-klagomål.docx
@@ -767,7 +767,7 @@
     <w:r>
       <w:tab/>
       <w:tab/>
-      <w:t>2026-03-23</w:t>
+      <w:t>2026-03-24</w:t>
       <w:br/>
       <w:br/>
     </w:r>

--- a/klagomål/A 6775-2026 FSC-klagomål.docx
+++ b/klagomål/A 6775-2026 FSC-klagomål.docx
@@ -767,7 +767,7 @@
     <w:r>
       <w:tab/>
       <w:tab/>
-      <w:t>2026-03-24</w:t>
+      <w:t>2026-03-25</w:t>
       <w:br/>
       <w:br/>
     </w:r>

--- a/klagomål/A 6775-2026 FSC-klagomål.docx
+++ b/klagomål/A 6775-2026 FSC-klagomål.docx
@@ -767,7 +767,7 @@
     <w:r>
       <w:tab/>
       <w:tab/>
-      <w:t>2026-03-25</w:t>
+      <w:t>2026-03-26</w:t>
       <w:br/>
       <w:br/>
     </w:r>

--- a/klagomål/A 6775-2026 FSC-klagomål.docx
+++ b/klagomål/A 6775-2026 FSC-klagomål.docx
@@ -767,7 +767,7 @@
     <w:r>
       <w:tab/>
       <w:tab/>
-      <w:t>2026-03-26</w:t>
+      <w:t>2026-03-27</w:t>
       <w:br/>
       <w:br/>
     </w:r>

--- a/klagomål/A 6775-2026 FSC-klagomål.docx
+++ b/klagomål/A 6775-2026 FSC-klagomål.docx
@@ -767,7 +767,7 @@
     <w:r>
       <w:tab/>
       <w:tab/>
-      <w:t>2026-03-27</w:t>
+      <w:t>2026-03-28</w:t>
       <w:br/>
       <w:br/>
     </w:r>

--- a/klagomål/A 6775-2026 FSC-klagomål.docx
+++ b/klagomål/A 6775-2026 FSC-klagomål.docx
@@ -767,7 +767,7 @@
     <w:r>
       <w:tab/>
       <w:tab/>
-      <w:t>2026-03-28</w:t>
+      <w:t>2026-03-29</w:t>
       <w:br/>
       <w:br/>
     </w:r>

--- a/klagomål/A 6775-2026 FSC-klagomål.docx
+++ b/klagomål/A 6775-2026 FSC-klagomål.docx
@@ -767,7 +767,7 @@
     <w:r>
       <w:tab/>
       <w:tab/>
-      <w:t>2026-03-29</w:t>
+      <w:t>2026-03-30</w:t>
       <w:br/>
       <w:br/>
     </w:r>

--- a/klagomål/A 6775-2026 FSC-klagomål.docx
+++ b/klagomål/A 6775-2026 FSC-klagomål.docx
@@ -767,7 +767,7 @@
     <w:r>
       <w:tab/>
       <w:tab/>
-      <w:t>2026-03-30</w:t>
+      <w:t>2026-03-31</w:t>
       <w:br/>
       <w:br/>
     </w:r>

--- a/klagomål/A 6775-2026 FSC-klagomål.docx
+++ b/klagomål/A 6775-2026 FSC-klagomål.docx
@@ -767,7 +767,7 @@
     <w:r>
       <w:tab/>
       <w:tab/>
-      <w:t>2026-03-31</w:t>
+      <w:t>2026-04-01</w:t>
       <w:br/>
       <w:br/>
     </w:r>

--- a/klagomål/A 6775-2026 FSC-klagomål.docx
+++ b/klagomål/A 6775-2026 FSC-klagomål.docx
@@ -767,7 +767,7 @@
     <w:r>
       <w:tab/>
       <w:tab/>
-      <w:t>2026-04-01</w:t>
+      <w:t>2026-04-02</w:t>
       <w:br/>
       <w:br/>
     </w:r>

--- a/klagomål/A 6775-2026 FSC-klagomål.docx
+++ b/klagomål/A 6775-2026 FSC-klagomål.docx
@@ -767,7 +767,7 @@
     <w:r>
       <w:tab/>
       <w:tab/>
-      <w:t>2026-04-02</w:t>
+      <w:t>2026-04-03</w:t>
       <w:br/>
       <w:br/>
     </w:r>

--- a/klagomål/A 6775-2026 FSC-klagomål.docx
+++ b/klagomål/A 6775-2026 FSC-klagomål.docx
@@ -767,7 +767,7 @@
     <w:r>
       <w:tab/>
       <w:tab/>
-      <w:t>2026-04-03</w:t>
+      <w:t>2026-04-04</w:t>
       <w:br/>
       <w:br/>
     </w:r>

--- a/klagomål/A 6775-2026 FSC-klagomål.docx
+++ b/klagomål/A 6775-2026 FSC-klagomål.docx
@@ -767,7 +767,7 @@
     <w:r>
       <w:tab/>
       <w:tab/>
-      <w:t>2026-04-04</w:t>
+      <w:t>2026-04-05</w:t>
       <w:br/>
       <w:br/>
     </w:r>

--- a/klagomål/A 6775-2026 FSC-klagomål.docx
+++ b/klagomål/A 6775-2026 FSC-klagomål.docx
@@ -767,7 +767,7 @@
     <w:r>
       <w:tab/>
       <w:tab/>
-      <w:t>2026-04-05</w:t>
+      <w:t>2026-04-06</w:t>
       <w:br/>
       <w:br/>
     </w:r>

--- a/klagomål/A 6775-2026 FSC-klagomål.docx
+++ b/klagomål/A 6775-2026 FSC-klagomål.docx
@@ -267,7 +267,7 @@
         <w:t xml:space="preserve">Barbastell (NT, §4a) </w:t>
       </w:r>
       <w:r>
-        <w:t>omfattas av bilaga 2 och 4 EU:s art- och habitatdirektiv vilket innebär att arten och dess livsmiljöer är strikt skyddade samt att Natura 2000-områden ska inrättas. Den är globalt rödlistad som nära hotad (NT) och i den europeiska rödlistan är den klassad som sårbar (VU). Barbastell omfattas av ett åtgärdsprogram för hotade arter (ÅGP) och inför upprättandet av åtgärdsprogrammet för arten 2015, konstaterade EU-kommissionen att Sverige inte skyddat tillräckligt med områden för arten i boreal biogeografisk region. (SLU Artdatabanken, 2024; Ahlén, 2015).</w:t>
+        <w:t>omfattas av bilaga 2 och 4 EU:s art- och habitatdirektiv vilket innebär att arten och dess livsmiljöer är strikt skyddade samt att Natura 2000-områden ska inrättas. Den är globalt rödlistad som nära hotad (NT) och i den europeiska rödlistan är den klassad som sårbar (VU). Barbastell omfattas av ett åtgärdsprogram för hotade arter (ÅGP) och inför upprättandet av åtgärdsprogrammet för arten 2015, konstaterade EU-kommissionen att Sverige inte skyddat tillräckligt med områden för arten i boreal biogeografisk region (SLU Artdatabanken, 2024; IUCN, 2016; Ahlén, 2015).</w:t>
       </w:r>
     </w:p>
     <w:p>
@@ -580,7 +580,7 @@
     </w:p>
     <w:p>
       <w:r>
-        <w:t>Barbastell (NT, §4a) omfattas av bilaga 2 och 4 EU:s art- och habitatdirektiv vilket innebär att arten och dess livsmiljöer är strikt skyddade samt att Natura 2000-områden ska inrättas. Barbastell är globalt rödlistad som nära hotad (NT) och i den europeiska rödlistan är den klassad som sårbar (VU). Den omfattas av ett åtgärdsprogram för hotade arter (ÅGP) och inför upprättandet av åtgärdsprogrammet för arten 2015, konstaterade EU-kommissionen att Sverige inte skyddat tillräckligt med områden för barbastell i boreal biogeografisk region (SLU Artdatabanken, 2024; Ahlén, 2015).</w:t>
+        <w:t>Barbastell (NT, §4a) omfattas av bilaga 2 och 4 EU:s art- och habitatdirektiv vilket innebär att arten och dess livsmiljöer är strikt skyddade samt att Natura 2000-områden ska inrättas. Barbastell är globalt rödlistad som nära hotad (NT) och i den europeiska rödlistan är den klassad som sårbar (VU). Den omfattas av ett åtgärdsprogram för hotade arter (ÅGP) och inför upprättandet av åtgärdsprogrammet för arten 2015, konstaterade EU-kommissionen att Sverige inte skyddat tillräckligt med områden för barbastell i boreal biogeografisk region (SLU Artdatabanken, 2024; IUCN, 2016; Ahlén, 2015).</w:t>
       </w:r>
     </w:p>
     <w:p>
@@ -622,7 +622,21 @@
         <w:t>Åtgärdsprogram för barbastell, 2015–2019 (Barbastella barbastellus)</w:t>
       </w:r>
       <w:r>
-        <w:t>. Naturvårdsverket. Rapport: 6532. https://www.naturvardsverket.se/om-oss/publikationer/6500/atgardsprogram-barbastell</w:t>
+        <w:t>. Naturvårdsverket. Rapport: 6532.</w:t>
+      </w:r>
+    </w:p>
+    <w:p>
+      <w:r>
+        <w:t xml:space="preserve">IUCN, 2016. </w:t>
+      </w:r>
+      <w:r>
+        <w:rPr>
+          <w:i/>
+        </w:rPr>
+        <w:t>Barbastella barbastellus</w:t>
+      </w:r>
+      <w:r>
+        <w:t>. The IUCN Red List of Threatened Species.</w:t>
       </w:r>
     </w:p>
     <w:p>
@@ -633,10 +647,7 @@
         <w:rPr>
           <w:i/>
         </w:rPr>
-        <w:t xml:space="preserve">Artfakta: barbastell (Barbastella barbastellus). </w:t>
-      </w:r>
-      <w:r>
-        <w:t>https://artfakta.se/taxa/100015</w:t>
+        <w:t>Artfakta: barbastell (Barbastella barbastellus).</w:t>
       </w:r>
     </w:p>
     <w:sectPr>
@@ -767,7 +778,7 @@
     <w:r>
       <w:tab/>
       <w:tab/>
-      <w:t>2026-04-06</w:t>
+      <w:t>2026-04-07</w:t>
       <w:br/>
       <w:br/>
     </w:r>

--- a/klagomål/A 6775-2026 FSC-klagomål.docx
+++ b/klagomål/A 6775-2026 FSC-klagomål.docx
@@ -778,7 +778,7 @@
     <w:r>
       <w:tab/>
       <w:tab/>
-      <w:t>2026-04-07</w:t>
+      <w:t>2026-04-08</w:t>
       <w:br/>
       <w:br/>
     </w:r>

--- a/klagomål/A 6775-2026 FSC-klagomål.docx
+++ b/klagomål/A 6775-2026 FSC-klagomål.docx
@@ -778,7 +778,7 @@
     <w:r>
       <w:tab/>
       <w:tab/>
-      <w:t>2026-04-08</w:t>
+      <w:t>2026-04-09</w:t>
       <w:br/>
       <w:br/>
     </w:r>

--- a/klagomål/A 6775-2026 FSC-klagomål.docx
+++ b/klagomål/A 6775-2026 FSC-klagomål.docx
@@ -778,7 +778,7 @@
     <w:r>
       <w:tab/>
       <w:tab/>
-      <w:t>2026-04-09</w:t>
+      <w:t>2026-04-10</w:t>
       <w:br/>
       <w:br/>
     </w:r>

--- a/klagomål/A 6775-2026 FSC-klagomål.docx
+++ b/klagomål/A 6775-2026 FSC-klagomål.docx
@@ -778,7 +778,7 @@
     <w:r>
       <w:tab/>
       <w:tab/>
-      <w:t>2026-04-10</w:t>
+      <w:t>2026-04-11</w:t>
       <w:br/>
       <w:br/>
     </w:r>

--- a/klagomål/A 6775-2026 FSC-klagomål.docx
+++ b/klagomål/A 6775-2026 FSC-klagomål.docx
@@ -778,7 +778,7 @@
     <w:r>
       <w:tab/>
       <w:tab/>
-      <w:t>2026-04-11</w:t>
+      <w:t>2026-04-12</w:t>
       <w:br/>
       <w:br/>
     </w:r>

--- a/klagomål/A 6775-2026 FSC-klagomål.docx
+++ b/klagomål/A 6775-2026 FSC-klagomål.docx
@@ -778,7 +778,7 @@
     <w:r>
       <w:tab/>
       <w:tab/>
-      <w:t>2026-04-14</w:t>
+      <w:t>2026-04-15</w:t>
       <w:br/>
       <w:br/>
     </w:r>

--- a/klagomål/A 6775-2026 FSC-klagomål.docx
+++ b/klagomål/A 6775-2026 FSC-klagomål.docx
@@ -778,7 +778,7 @@
     <w:r>
       <w:tab/>
       <w:tab/>
-      <w:t>2026-04-15</w:t>
+      <w:t>2026-04-16</w:t>
       <w:br/>
       <w:br/>
     </w:r>

--- a/klagomål/A 6775-2026 FSC-klagomål.docx
+++ b/klagomål/A 6775-2026 FSC-klagomål.docx
@@ -778,7 +778,7 @@
     <w:r>
       <w:tab/>
       <w:tab/>
-      <w:t>2026-04-16</w:t>
+      <w:t>2026-04-17</w:t>
       <w:br/>
       <w:br/>
     </w:r>

--- a/klagomål/A 6775-2026 FSC-klagomål.docx
+++ b/klagomål/A 6775-2026 FSC-klagomål.docx
@@ -778,7 +778,7 @@
     <w:r>
       <w:tab/>
       <w:tab/>
-      <w:t>2026-04-17</w:t>
+      <w:t>2026-04-18</w:t>
       <w:br/>
       <w:br/>
     </w:r>

--- a/klagomål/A 6775-2026 FSC-klagomål.docx
+++ b/klagomål/A 6775-2026 FSC-klagomål.docx
@@ -778,7 +778,7 @@
     <w:r>
       <w:tab/>
       <w:tab/>
-      <w:t>2026-04-18</w:t>
+      <w:t>2026-04-19</w:t>
       <w:br/>
       <w:br/>
     </w:r>

--- a/klagomål/A 6775-2026 FSC-klagomål.docx
+++ b/klagomål/A 6775-2026 FSC-klagomål.docx
@@ -778,7 +778,7 @@
     <w:r>
       <w:tab/>
       <w:tab/>
-      <w:t>2026-04-19</w:t>
+      <w:t>2026-04-20</w:t>
       <w:br/>
       <w:br/>
     </w:r>

--- a/klagomål/A 6775-2026 FSC-klagomål.docx
+++ b/klagomål/A 6775-2026 FSC-klagomål.docx
@@ -778,7 +778,7 @@
     <w:r>
       <w:tab/>
       <w:tab/>
-      <w:t>2026-04-20</w:t>
+      <w:t>2026-04-21</w:t>
       <w:br/>
       <w:br/>
     </w:r>

--- a/klagomål/A 6775-2026 FSC-klagomål.docx
+++ b/klagomål/A 6775-2026 FSC-klagomål.docx
@@ -778,7 +778,7 @@
     <w:r>
       <w:tab/>
       <w:tab/>
-      <w:t>2026-04-21</w:t>
+      <w:t>2026-04-22</w:t>
       <w:br/>
       <w:br/>
     </w:r>

--- a/klagomål/A 6775-2026 FSC-klagomål.docx
+++ b/klagomål/A 6775-2026 FSC-klagomål.docx
@@ -778,7 +778,7 @@
     <w:r>
       <w:tab/>
       <w:tab/>
-      <w:t>2026-04-22</w:t>
+      <w:t>2026-04-23</w:t>
       <w:br/>
       <w:br/>
     </w:r>

--- a/klagomål/A 6775-2026 FSC-klagomål.docx
+++ b/klagomål/A 6775-2026 FSC-klagomål.docx
@@ -778,7 +778,7 @@
     <w:r>
       <w:tab/>
       <w:tab/>
-      <w:t>2026-04-23</w:t>
+      <w:t>2026-04-24</w:t>
       <w:br/>
       <w:br/>
     </w:r>

--- a/klagomål/A 6775-2026 FSC-klagomål.docx
+++ b/klagomål/A 6775-2026 FSC-klagomål.docx
@@ -778,7 +778,7 @@
     <w:r>
       <w:tab/>
       <w:tab/>
-      <w:t>2026-04-24</w:t>
+      <w:t>2026-04-25</w:t>
       <w:br/>
       <w:br/>
     </w:r>

--- a/klagomål/A 6775-2026 FSC-klagomål.docx
+++ b/klagomål/A 6775-2026 FSC-klagomål.docx
@@ -778,7 +778,7 @@
     <w:r>
       <w:tab/>
       <w:tab/>
-      <w:t>2026-04-25</w:t>
+      <w:t>2026-04-26</w:t>
       <w:br/>
       <w:br/>
     </w:r>

--- a/klagomål/A 6775-2026 FSC-klagomål.docx
+++ b/klagomål/A 6775-2026 FSC-klagomål.docx
@@ -778,7 +778,7 @@
     <w:r>
       <w:tab/>
       <w:tab/>
-      <w:t>2026-05-16</w:t>
+      <w:t>2026-05-17</w:t>
       <w:br/>
       <w:br/>
     </w:r>

--- a/klagomål/A 6775-2026 FSC-klagomål.docx
+++ b/klagomål/A 6775-2026 FSC-klagomål.docx
@@ -778,7 +778,7 @@
     <w:r>
       <w:tab/>
       <w:tab/>
-      <w:t>2026-05-17</w:t>
+      <w:t>2026-05-18</w:t>
       <w:br/>
       <w:br/>
     </w:r>

--- a/klagomål/A 6775-2026 FSC-klagomål.docx
+++ b/klagomål/A 6775-2026 FSC-klagomål.docx
@@ -778,7 +778,7 @@
     <w:r>
       <w:tab/>
       <w:tab/>
-      <w:t>2026-05-18</w:t>
+      <w:t>2026-05-19</w:t>
       <w:br/>
       <w:br/>
     </w:r>

--- a/klagomål/A 6775-2026 FSC-klagomål.docx
+++ b/klagomål/A 6775-2026 FSC-klagomål.docx
@@ -778,7 +778,7 @@
     <w:r>
       <w:tab/>
       <w:tab/>
-      <w:t>2026-05-19</w:t>
+      <w:t>2026-05-20</w:t>
       <w:br/>
       <w:br/>
     </w:r>

--- a/klagomål/A 6775-2026 FSC-klagomål.docx
+++ b/klagomål/A 6775-2026 FSC-klagomål.docx
@@ -778,7 +778,7 @@
     <w:r>
       <w:tab/>
       <w:tab/>
-      <w:t>2026-05-20</w:t>
+      <w:t>2026-05-21</w:t>
       <w:br/>
       <w:br/>
     </w:r>

--- a/klagomål/A 6775-2026 FSC-klagomål.docx
+++ b/klagomål/A 6775-2026 FSC-klagomål.docx
@@ -778,7 +778,7 @@
     <w:r>
       <w:tab/>
       <w:tab/>
-      <w:t>2026-05-21</w:t>
+      <w:t>2026-05-22</w:t>
       <w:br/>
       <w:br/>
     </w:r>

--- a/klagomål/A 6775-2026 FSC-klagomål.docx
+++ b/klagomål/A 6775-2026 FSC-klagomål.docx
@@ -778,7 +778,7 @@
     <w:r>
       <w:tab/>
       <w:tab/>
-      <w:t>2026-05-22</w:t>
+      <w:t>2026-05-23</w:t>
       <w:br/>
       <w:br/>
     </w:r>

--- a/klagomål/A 6775-2026 FSC-klagomål.docx
+++ b/klagomål/A 6775-2026 FSC-klagomål.docx
@@ -778,7 +778,7 @@
     <w:r>
       <w:tab/>
       <w:tab/>
-      <w:t>2026-05-23</w:t>
+      <w:t>2026-05-24</w:t>
       <w:br/>
       <w:br/>
     </w:r>

--- a/klagomål/A 6775-2026 FSC-klagomål.docx
+++ b/klagomål/A 6775-2026 FSC-klagomål.docx
@@ -778,7 +778,7 @@
     <w:r>
       <w:tab/>
       <w:tab/>
-      <w:t>2026-05-24</w:t>
+      <w:t>2026-05-25</w:t>
       <w:br/>
       <w:br/>
     </w:r>

--- a/klagomål/A 6775-2026 FSC-klagomål.docx
+++ b/klagomål/A 6775-2026 FSC-klagomål.docx
@@ -778,7 +778,7 @@
     <w:r>
       <w:tab/>
       <w:tab/>
-      <w:t>2026-05-25</w:t>
+      <w:t>2026-05-26</w:t>
       <w:br/>
       <w:br/>
     </w:r>

--- a/klagomål/A 6775-2026 FSC-klagomål.docx
+++ b/klagomål/A 6775-2026 FSC-klagomål.docx
@@ -778,7 +778,7 @@
     <w:r>
       <w:tab/>
       <w:tab/>
-      <w:t>2026-05-26</w:t>
+      <w:t>2026-05-27</w:t>
       <w:br/>
       <w:br/>
     </w:r>

--- a/klagomål/A 6775-2026 FSC-klagomål.docx
+++ b/klagomål/A 6775-2026 FSC-klagomål.docx
@@ -778,7 +778,7 @@
     <w:r>
       <w:tab/>
       <w:tab/>
-      <w:t>2026-05-27</w:t>
+      <w:t>2026-05-28</w:t>
       <w:br/>
       <w:br/>
     </w:r>

--- a/klagomål/A 6775-2026 FSC-klagomål.docx
+++ b/klagomål/A 6775-2026 FSC-klagomål.docx
@@ -778,7 +778,7 @@
     <w:r>
       <w:tab/>
       <w:tab/>
-      <w:t>2026-05-28</w:t>
+      <w:t>2026-05-29</w:t>
       <w:br/>
       <w:br/>
     </w:r>

--- a/klagomål/A 6775-2026 FSC-klagomål.docx
+++ b/klagomål/A 6775-2026 FSC-klagomål.docx
@@ -778,7 +778,7 @@
     <w:r>
       <w:tab/>
       <w:tab/>
-      <w:t>2026-05-29</w:t>
+      <w:t>2026-05-30</w:t>
       <w:br/>
       <w:br/>
     </w:r>

--- a/klagomål/A 6775-2026 FSC-klagomål.docx
+++ b/klagomål/A 6775-2026 FSC-klagomål.docx
@@ -778,7 +778,7 @@
     <w:r>
       <w:tab/>
       <w:tab/>
-      <w:t>2026-05-30</w:t>
+      <w:t>2026-05-31</w:t>
       <w:br/>
       <w:br/>
     </w:r>

--- a/klagomål/A 6775-2026 FSC-klagomål.docx
+++ b/klagomål/A 6775-2026 FSC-klagomål.docx
@@ -778,7 +778,7 @@
     <w:r>
       <w:tab/>
       <w:tab/>
-      <w:t>2026-05-31</w:t>
+      <w:t>2026-06-01</w:t>
       <w:br/>
       <w:br/>
     </w:r>

--- a/klagomål/A 6775-2026 FSC-klagomål.docx
+++ b/klagomål/A 6775-2026 FSC-klagomål.docx
@@ -778,7 +778,7 @@
     <w:r>
       <w:tab/>
       <w:tab/>
-      <w:t>2026-06-01</w:t>
+      <w:t>2026-06-02</w:t>
       <w:br/>
       <w:br/>
     </w:r>

--- a/klagomål/A 6775-2026 FSC-klagomål.docx
+++ b/klagomål/A 6775-2026 FSC-klagomål.docx
@@ -778,7 +778,7 @@
     <w:r>
       <w:tab/>
       <w:tab/>
-      <w:t>2026-06-02</w:t>
+      <w:t>2026-06-03</w:t>
       <w:br/>
       <w:br/>
     </w:r>

--- a/klagomål/A 6775-2026 FSC-klagomål.docx
+++ b/klagomål/A 6775-2026 FSC-klagomål.docx
@@ -778,7 +778,7 @@
     <w:r>
       <w:tab/>
       <w:tab/>
-      <w:t>2026-06-03</w:t>
+      <w:t>2026-06-04</w:t>
       <w:br/>
       <w:br/>
     </w:r>

--- a/klagomål/A 6775-2026 FSC-klagomål.docx
+++ b/klagomål/A 6775-2026 FSC-klagomål.docx
@@ -778,7 +778,7 @@
     <w:r>
       <w:tab/>
       <w:tab/>
-      <w:t>2026-06-04</w:t>
+      <w:t>2026-06-05</w:t>
       <w:br/>
       <w:br/>
     </w:r>

--- a/klagomål/A 6775-2026 FSC-klagomål.docx
+++ b/klagomål/A 6775-2026 FSC-klagomål.docx
@@ -778,7 +778,7 @@
     <w:r>
       <w:tab/>
       <w:tab/>
-      <w:t>2026-06-05</w:t>
+      <w:t>2026-06-06</w:t>
       <w:br/>
       <w:br/>
     </w:r>

--- a/klagomål/A 6775-2026 FSC-klagomål.docx
+++ b/klagomål/A 6775-2026 FSC-klagomål.docx
@@ -778,7 +778,7 @@
     <w:r>
       <w:tab/>
       <w:tab/>
-      <w:t>2026-06-06</w:t>
+      <w:t>2026-06-07</w:t>
       <w:br/>
       <w:br/>
     </w:r>

--- a/klagomål/A 6775-2026 FSC-klagomål.docx
+++ b/klagomål/A 6775-2026 FSC-klagomål.docx
@@ -778,7 +778,7 @@
     <w:r>
       <w:tab/>
       <w:tab/>
-      <w:t>2026-06-07</w:t>
+      <w:t>2026-06-08</w:t>
       <w:br/>
       <w:br/>
     </w:r>

--- a/klagomål/A 6775-2026 FSC-klagomål.docx
+++ b/klagomål/A 6775-2026 FSC-klagomål.docx
@@ -778,7 +778,7 @@
     <w:r>
       <w:tab/>
       <w:tab/>
-      <w:t>2026-06-08</w:t>
+      <w:t>2026-06-09</w:t>
       <w:br/>
       <w:br/>
     </w:r>

--- a/klagomål/A 6775-2026 FSC-klagomål.docx
+++ b/klagomål/A 6775-2026 FSC-klagomål.docx
@@ -778,7 +778,7 @@
     <w:r>
       <w:tab/>
       <w:tab/>
-      <w:t>2026-06-09</w:t>
+      <w:t>2026-06-10</w:t>
       <w:br/>
       <w:br/>
     </w:r>

--- a/klagomål/A 6775-2026 FSC-klagomål.docx
+++ b/klagomål/A 6775-2026 FSC-klagomål.docx
@@ -778,7 +778,7 @@
     <w:r>
       <w:tab/>
       <w:tab/>
-      <w:t>2026-06-10</w:t>
+      <w:t>2026-06-11</w:t>
       <w:br/>
       <w:br/>
     </w:r>

--- a/klagomål/A 6775-2026 FSC-klagomål.docx
+++ b/klagomål/A 6775-2026 FSC-klagomål.docx
@@ -778,7 +778,7 @@
     <w:r>
       <w:tab/>
       <w:tab/>
-      <w:t>2026-06-11</w:t>
+      <w:t>2026-06-12</w:t>
       <w:br/>
       <w:br/>
     </w:r>

--- a/klagomål/A 6775-2026 FSC-klagomål.docx
+++ b/klagomål/A 6775-2026 FSC-klagomål.docx
@@ -778,7 +778,7 @@
     <w:r>
       <w:tab/>
       <w:tab/>
-      <w:t>2026-06-12</w:t>
+      <w:t>2026-06-13</w:t>
       <w:br/>
       <w:br/>
     </w:r>

--- a/klagomål/A 6775-2026 FSC-klagomål.docx
+++ b/klagomål/A 6775-2026 FSC-klagomål.docx
@@ -778,7 +778,7 @@
     <w:r>
       <w:tab/>
       <w:tab/>
-      <w:t>2026-06-15</w:t>
+      <w:t>2026-06-16</w:t>
       <w:br/>
       <w:br/>
     </w:r>

--- a/klagomål/A 6775-2026 FSC-klagomål.docx
+++ b/klagomål/A 6775-2026 FSC-klagomål.docx
@@ -778,7 +778,7 @@
     <w:r>
       <w:tab/>
       <w:tab/>
-      <w:t>2026-06-16</w:t>
+      <w:t>2026-06-17</w:t>
       <w:br/>
       <w:br/>
     </w:r>

--- a/klagomål/A 6775-2026 FSC-klagomål.docx
+++ b/klagomål/A 6775-2026 FSC-klagomål.docx
@@ -1,6 +1,6 @@
 
 <file path=word/document.xml><?xml version="1.0" encoding="utf-8"?>
-<w:document xmlns:wpc="http://schemas.microsoft.com/office/word/2010/wordprocessingCanvas" xmlns:cx="http://schemas.microsoft.com/office/drawing/2014/chartex" xmlns:cx1="http://schemas.microsoft.com/office/drawing/2015/9/8/chartex" xmlns:cx2="http://schemas.microsoft.com/office/drawing/2015/10/21/chartex" xmlns:cx3="http://schemas.microsoft.com/office/drawing/2016/5/9/chartex" xmlns:cx4="http://schemas.microsoft.com/office/drawing/2016/5/10/chartex" xmlns:cx5="http://schemas.microsoft.com/office/drawing/2016/5/11/chartex" xmlns:cx6="http://schemas.microsoft.com/office/drawing/2016/5/12/chartex" xmlns:cx7="http://schemas.microsoft.com/office/drawing/2016/5/13/chartex" xmlns:cx8="http://schemas.microsoft.com/office/drawing/2016/5/14/chartex" xmlns:mc="http://schemas.openxmlformats.org/markup-compatibility/2006" xmlns:aink="http://schemas.microsoft.com/office/drawing/2016/ink" xmlns:am3d="http://schemas.microsoft.com/office/drawing/2017/model3d" xmlns:o="urn:schemas-microsoft-com:office:office" xmlns:oel="http://schemas.microsoft.com/office/2019/extlst" xmlns:r="http://schemas.openxmlformats.org/officeDocument/2006/relationships" xmlns:m="http://schemas.openxmlformats.org/officeDocument/2006/math" xmlns:v="urn:schemas-microsoft-com:vml" xmlns:wp14="http://schemas.microsoft.com/office/word/2010/wordprocessingDrawing" xmlns:wp="http://schemas.openxmlformats.org/drawingml/2006/wordprocessingDrawing" xmlns:w10="urn:schemas-microsoft-com:office:word" xmlns:w="http://schemas.openxmlformats.org/wordprocessingml/2006/main" xmlns:w14="http://schemas.microsoft.com/office/word/2010/wordml" xmlns:w15="http://schemas.microsoft.com/office/word/2012/wordml" xmlns:w16cex="http://schemas.microsoft.com/office/word/2018/wordml/cex" xmlns:w16cid="http://schemas.microsoft.com/office/word/2016/wordml/cid" xmlns:w16="http://schemas.microsoft.com/office/word/2018/wordml" xmlns:w16sdtdh="http://schemas.microsoft.com/office/word/2020/wordml/sdtdatahash" xmlns:w16se="http://schemas.microsoft.com/office/word/2015/wordml/symex" xmlns:wpg="http://schemas.microsoft.com/office/word/2010/wordprocessingGroup" xmlns:wpi="http://schemas.microsoft.com/office/word/2010/wordprocessingInk" xmlns:wne="http://schemas.microsoft.com/office/word/2006/wordml" xmlns:wps="http://schemas.microsoft.com/office/word/2010/wordprocessingShape" mc:Ignorable="w14 w15 w16se w16cid w16 w16cex w16sdtdh wp14">
+<w:document xmlns:wpc="http://schemas.microsoft.com/office/word/2010/wordprocessingCanvas" xmlns:cx="http://schemas.microsoft.com/office/drawing/2014/chartex" xmlns:cx1="http://schemas.microsoft.com/office/drawing/2015/9/8/chartex" xmlns:cx2="http://schemas.microsoft.com/office/drawing/2015/10/21/chartex" xmlns:cx3="http://schemas.microsoft.com/office/drawing/2016/5/9/chartex" xmlns:cx4="http://schemas.microsoft.com/office/drawing/2016/5/10/chartex" xmlns:cx5="http://schemas.microsoft.com/office/drawing/2016/5/11/chartex" xmlns:cx6="http://schemas.microsoft.com/office/drawing/2016/5/12/chartex" xmlns:cx7="http://schemas.microsoft.com/office/drawing/2016/5/13/chartex" xmlns:cx8="http://schemas.microsoft.com/office/drawing/2016/5/14/chartex" xmlns:mc="http://schemas.openxmlformats.org/markup-compatibility/2006" xmlns:aink="http://schemas.microsoft.com/office/drawing/2016/ink" xmlns:am3d="http://schemas.microsoft.com/office/drawing/2017/model3d" xmlns:o="urn:schemas-microsoft-com:office:office" xmlns:oel="http://schemas.microsoft.com/office/2019/extlst" xmlns:r="http://schemas.openxmlformats.org/officeDocument/2006/relationships" xmlns:m="http://schemas.openxmlformats.org/officeDocument/2006/math" xmlns:v="urn:schemas-microsoft-com:vml" xmlns:wp14="http://schemas.microsoft.com/office/word/2010/wordprocessingDrawing" xmlns:wp="http://schemas.openxmlformats.org/drawingml/2006/wordprocessingDrawing" xmlns:w10="urn:schemas-microsoft-com:office:word" xmlns:w="http://schemas.openxmlformats.org/wordprocessingml/2006/main" xmlns:w14="http://schemas.microsoft.com/office/word/2010/wordml" xmlns:w15="http://schemas.microsoft.com/office/word/2012/wordml" xmlns:w16cex="http://schemas.microsoft.com/office/word/2018/wordml/cex" xmlns:w16cid="http://schemas.microsoft.com/office/word/2016/wordml/cid" xmlns:w16="http://schemas.microsoft.com/office/word/2018/wordml" xmlns:w16du="http://schemas.microsoft.com/office/word/2023/wordml/word16du" xmlns:w16sdtdh="http://schemas.microsoft.com/office/word/2020/wordml/sdtdatahash" xmlns:w16sdtfl="http://schemas.microsoft.com/office/word/2024/wordml/sdtformatlock" xmlns:w16se="http://schemas.microsoft.com/office/word/2015/wordml/symex" xmlns:wpg="http://schemas.microsoft.com/office/word/2010/wordprocessingGroup" xmlns:wpi="http://schemas.microsoft.com/office/word/2010/wordprocessingInk" xmlns:wne="http://schemas.microsoft.com/office/word/2006/wordml" xmlns:wps="http://schemas.microsoft.com/office/word/2010/wordprocessingShape" mc:Ignorable="w14 w15 w16se w16cid w16 w16cex w16sdtdh w16sdtfl w16du wp14">
   <w:body>
     <w:p>
       <w:r>
@@ -168,7 +168,7 @@
     </w:p>
     <w:p>
       <w:r>
-        <w:t>Detta dokument behandlar höga naturvärden i avverkningsanmälan A 6775-2026 i Halmstads kommun. Denna avverkningsanmälan inkom 2026-02-04 00:00:00 och omfattar 8,2 ha.</w:t>
+        <w:t>Detta dokument behandlar höga naturvärden i avverkningsanmälan A 6775-2026 i Halmstads kommun som inkom 2026-02-04 och omfattar 8,2 ha.</w:t>
       </w:r>
     </w:p>
     <w:p>
@@ -196,7 +196,10 @@
     </w:p>
     <w:p>
       <w:r>
-        <w:t>De påträffade naturvårdsarterna är ett tydligt kvitto på att detta rör sig om en skog med höga naturvärden. I Figur 1 visas en karta över det avverkningsanmälda området, där samtliga fyndplatser för naturvårdsarter som finns registrerade på Artportalen har markerats.</w:t>
+        <w:t>De påträffade naturvårdsarterna är ett tydligt kvitto på att det rör sig om en skog med höga naturvärden.</w:t>
+      </w:r>
+      <w:r>
+        <w:t xml:space="preserve"> I Figur 1 visas fyndplatser för naturvårdsarter i området, som finns registrerade på Artportalen.</w:t>
       </w:r>
     </w:p>
     <w:p>
@@ -206,7 +209,7 @@
       <w:r>
         <w:drawing>
           <wp:inline xmlns:a="http://schemas.openxmlformats.org/drawingml/2006/main" xmlns:pic="http://schemas.openxmlformats.org/drawingml/2006/picture">
-            <wp:extent cx="5486400" cy="5144103"/>
+            <wp:extent cx="5486400" cy="5053949"/>
             <wp:docPr id="1" name="Picture 1"/>
             <wp:cNvGraphicFramePr>
               <a:graphicFrameLocks noChangeAspect="1"/>
@@ -227,7 +230,7 @@
                   <pic:spPr>
                     <a:xfrm>
                       <a:off x="0" y="0"/>
-                      <a:ext cx="5486400" cy="5144103"/>
+                      <a:ext cx="5486400" cy="5053949"/>
                     </a:xfrm>
                     <a:prstGeom prst="rect"/>
                   </pic:spPr>
@@ -241,14 +244,15 @@
     <w:p>
       <w:pPr>
         <w:pStyle w:val="Caption"/>
+        <w:spacing w:after="240"/>
       </w:pPr>
       <w:r>
-        <w:t>Figur 1. Fyndplatser för naturvårdsarter i det avverkningsanmälda området (röd linje). Markörer utan svart kant är placerade på fyndplatsen. Markörer med svart kant är placerade vid sidan av fyndplatsen och har ett svart streck som visar fyndplatsens exakta position. Kartans mittpunktskoordinat är N 6299157, E 365343 i SWEREF 99 TM.</w:t>
+        <w:t>Figur 1. Fyndplatser för naturvårdsarter i avverkningsanmälan (röd linje). Markörer utan svart kant är placerade på fyndplatsen. Markörer med svart kant är placerade vid sidan av fyndplatsen och har ett svart streck som visar fyndplatsens exakta position. Kartans mittpunktskoordinat är N 6299157, E 365343 i SWEREF 99 TM.</w:t>
       </w:r>
     </w:p>
     <w:p>
       <w:pPr>
-        <w:pStyle w:val="Heading1"/>
+        <w:pStyle w:val="Heading2"/>
       </w:pPr>
       <w:r>
         <w:t>Fridlysta arter</w:t>
@@ -668,7 +672,7 @@
 </file>
 
 <file path=word/endnotes.xml><?xml version="1.0" encoding="utf-8"?>
-<w:endnotes xmlns:wpc="http://schemas.microsoft.com/office/word/2010/wordprocessingCanvas" xmlns:cx="http://schemas.microsoft.com/office/drawing/2014/chartex" xmlns:cx1="http://schemas.microsoft.com/office/drawing/2015/9/8/chartex" xmlns:cx2="http://schemas.microsoft.com/office/drawing/2015/10/21/chartex" xmlns:cx3="http://schemas.microsoft.com/office/drawing/2016/5/9/chartex" xmlns:cx4="http://schemas.microsoft.com/office/drawing/2016/5/10/chartex" xmlns:cx5="http://schemas.microsoft.com/office/drawing/2016/5/11/chartex" xmlns:cx6="http://schemas.microsoft.com/office/drawing/2016/5/12/chartex" xmlns:cx7="http://schemas.microsoft.com/office/drawing/2016/5/13/chartex" xmlns:cx8="http://schemas.microsoft.com/office/drawing/2016/5/14/chartex" xmlns:mc="http://schemas.openxmlformats.org/markup-compatibility/2006" xmlns:aink="http://schemas.microsoft.com/office/drawing/2016/ink" xmlns:am3d="http://schemas.microsoft.com/office/drawing/2017/model3d" xmlns:o="urn:schemas-microsoft-com:office:office" xmlns:oel="http://schemas.microsoft.com/office/2019/extlst" xmlns:r="http://schemas.openxmlformats.org/officeDocument/2006/relationships" xmlns:m="http://schemas.openxmlformats.org/officeDocument/2006/math" xmlns:v="urn:schemas-microsoft-com:vml" xmlns:wp14="http://schemas.microsoft.com/office/word/2010/wordprocessingDrawing" xmlns:wp="http://schemas.openxmlformats.org/drawingml/2006/wordprocessingDrawing" xmlns:w10="urn:schemas-microsoft-com:office:word" xmlns:w="http://schemas.openxmlformats.org/wordprocessingml/2006/main" xmlns:w14="http://schemas.microsoft.com/office/word/2010/wordml" xmlns:w15="http://schemas.microsoft.com/office/word/2012/wordml" xmlns:w16cex="http://schemas.microsoft.com/office/word/2018/wordml/cex" xmlns:w16cid="http://schemas.microsoft.com/office/word/2016/wordml/cid" xmlns:w16="http://schemas.microsoft.com/office/word/2018/wordml" xmlns:w16sdtdh="http://schemas.microsoft.com/office/word/2020/wordml/sdtdatahash" xmlns:w16se="http://schemas.microsoft.com/office/word/2015/wordml/symex" xmlns:wpg="http://schemas.microsoft.com/office/word/2010/wordprocessingGroup" xmlns:wpi="http://schemas.microsoft.com/office/word/2010/wordprocessingInk" xmlns:wne="http://schemas.microsoft.com/office/word/2006/wordml" xmlns:wps="http://schemas.microsoft.com/office/word/2010/wordprocessingShape" mc:Ignorable="w14 w15 w16se w16cid w16 w16cex w16sdtdh wp14">
+<w:endnotes xmlns:wpc="http://schemas.microsoft.com/office/word/2010/wordprocessingCanvas" xmlns:cx="http://schemas.microsoft.com/office/drawing/2014/chartex" xmlns:cx1="http://schemas.microsoft.com/office/drawing/2015/9/8/chartex" xmlns:cx2="http://schemas.microsoft.com/office/drawing/2015/10/21/chartex" xmlns:cx3="http://schemas.microsoft.com/office/drawing/2016/5/9/chartex" xmlns:cx4="http://schemas.microsoft.com/office/drawing/2016/5/10/chartex" xmlns:cx5="http://schemas.microsoft.com/office/drawing/2016/5/11/chartex" xmlns:cx6="http://schemas.microsoft.com/office/drawing/2016/5/12/chartex" xmlns:cx7="http://schemas.microsoft.com/office/drawing/2016/5/13/chartex" xmlns:cx8="http://schemas.microsoft.com/office/drawing/2016/5/14/chartex" xmlns:mc="http://schemas.openxmlformats.org/markup-compatibility/2006" xmlns:aink="http://schemas.microsoft.com/office/drawing/2016/ink" xmlns:am3d="http://schemas.microsoft.com/office/drawing/2017/model3d" xmlns:o="urn:schemas-microsoft-com:office:office" xmlns:oel="http://schemas.microsoft.com/office/2019/extlst" xmlns:r="http://schemas.openxmlformats.org/officeDocument/2006/relationships" xmlns:m="http://schemas.openxmlformats.org/officeDocument/2006/math" xmlns:v="urn:schemas-microsoft-com:vml" xmlns:wp14="http://schemas.microsoft.com/office/word/2010/wordprocessingDrawing" xmlns:wp="http://schemas.openxmlformats.org/drawingml/2006/wordprocessingDrawing" xmlns:w10="urn:schemas-microsoft-com:office:word" xmlns:w="http://schemas.openxmlformats.org/wordprocessingml/2006/main" xmlns:w14="http://schemas.microsoft.com/office/word/2010/wordml" xmlns:w15="http://schemas.microsoft.com/office/word/2012/wordml" xmlns:w16cex="http://schemas.microsoft.com/office/word/2018/wordml/cex" xmlns:w16cid="http://schemas.microsoft.com/office/word/2016/wordml/cid" xmlns:w16="http://schemas.microsoft.com/office/word/2018/wordml" xmlns:w16du="http://schemas.microsoft.com/office/word/2023/wordml/word16du" xmlns:w16sdtdh="http://schemas.microsoft.com/office/word/2020/wordml/sdtdatahash" xmlns:w16sdtfl="http://schemas.microsoft.com/office/word/2024/wordml/sdtformatlock" xmlns:w16se="http://schemas.microsoft.com/office/word/2015/wordml/symex" xmlns:wpg="http://schemas.microsoft.com/office/word/2010/wordprocessingGroup" xmlns:wpi="http://schemas.microsoft.com/office/word/2010/wordprocessingInk" xmlns:wne="http://schemas.microsoft.com/office/word/2006/wordml" xmlns:wps="http://schemas.microsoft.com/office/word/2010/wordprocessingShape" mc:Ignorable="w14 w15 w16se w16cid w16 w16cex w16sdtdh w16sdtfl w16du wp14">
   <w:endnote w:type="separator" w:id="-1">
     <w:p>
       <w:pPr>
@@ -693,7 +697,7 @@
 </file>
 
 <file path=word/footer1.xml><?xml version="1.0" encoding="utf-8"?>
-<w:ftr xmlns:wpc="http://schemas.microsoft.com/office/word/2010/wordprocessingCanvas" xmlns:cx="http://schemas.microsoft.com/office/drawing/2014/chartex" xmlns:cx1="http://schemas.microsoft.com/office/drawing/2015/9/8/chartex" xmlns:cx2="http://schemas.microsoft.com/office/drawing/2015/10/21/chartex" xmlns:cx3="http://schemas.microsoft.com/office/drawing/2016/5/9/chartex" xmlns:cx4="http://schemas.microsoft.com/office/drawing/2016/5/10/chartex" xmlns:cx5="http://schemas.microsoft.com/office/drawing/2016/5/11/chartex" xmlns:cx6="http://schemas.microsoft.com/office/drawing/2016/5/12/chartex" xmlns:cx7="http://schemas.microsoft.com/office/drawing/2016/5/13/chartex" xmlns:cx8="http://schemas.microsoft.com/office/drawing/2016/5/14/chartex" xmlns:mc="http://schemas.openxmlformats.org/markup-compatibility/2006" xmlns:aink="http://schemas.microsoft.com/office/drawing/2016/ink" xmlns:am3d="http://schemas.microsoft.com/office/drawing/2017/model3d" xmlns:o="urn:schemas-microsoft-com:office:office" xmlns:oel="http://schemas.microsoft.com/office/2019/extlst" xmlns:r="http://schemas.openxmlformats.org/officeDocument/2006/relationships" xmlns:m="http://schemas.openxmlformats.org/officeDocument/2006/math" xmlns:v="urn:schemas-microsoft-com:vml" xmlns:wp14="http://schemas.microsoft.com/office/word/2010/wordprocessingDrawing" xmlns:wp="http://schemas.openxmlformats.org/drawingml/2006/wordprocessingDrawing" xmlns:w10="urn:schemas-microsoft-com:office:word" xmlns:w="http://schemas.openxmlformats.org/wordprocessingml/2006/main" xmlns:w14="http://schemas.microsoft.com/office/word/2010/wordml" xmlns:w15="http://schemas.microsoft.com/office/word/2012/wordml" xmlns:w16cex="http://schemas.microsoft.com/office/word/2018/wordml/cex" xmlns:w16cid="http://schemas.microsoft.com/office/word/2016/wordml/cid" xmlns:w16="http://schemas.microsoft.com/office/word/2018/wordml" xmlns:w16sdtdh="http://schemas.microsoft.com/office/word/2020/wordml/sdtdatahash" xmlns:w16se="http://schemas.microsoft.com/office/word/2015/wordml/symex" xmlns:wpg="http://schemas.microsoft.com/office/word/2010/wordprocessingGroup" xmlns:wpi="http://schemas.microsoft.com/office/word/2010/wordprocessingInk" xmlns:wne="http://schemas.microsoft.com/office/word/2006/wordml" xmlns:wps="http://schemas.microsoft.com/office/word/2010/wordprocessingShape" mc:Ignorable="w14 w15 w16se w16cid w16 w16cex w16sdtdh wp14">
+<w:ftr xmlns:wpc="http://schemas.microsoft.com/office/word/2010/wordprocessingCanvas" xmlns:cx="http://schemas.microsoft.com/office/drawing/2014/chartex" xmlns:cx1="http://schemas.microsoft.com/office/drawing/2015/9/8/chartex" xmlns:cx2="http://schemas.microsoft.com/office/drawing/2015/10/21/chartex" xmlns:cx3="http://schemas.microsoft.com/office/drawing/2016/5/9/chartex" xmlns:cx4="http://schemas.microsoft.com/office/drawing/2016/5/10/chartex" xmlns:cx5="http://schemas.microsoft.com/office/drawing/2016/5/11/chartex" xmlns:cx6="http://schemas.microsoft.com/office/drawing/2016/5/12/chartex" xmlns:cx7="http://schemas.microsoft.com/office/drawing/2016/5/13/chartex" xmlns:cx8="http://schemas.microsoft.com/office/drawing/2016/5/14/chartex" xmlns:mc="http://schemas.openxmlformats.org/markup-compatibility/2006" xmlns:aink="http://schemas.microsoft.com/office/drawing/2016/ink" xmlns:am3d="http://schemas.microsoft.com/office/drawing/2017/model3d" xmlns:o="urn:schemas-microsoft-com:office:office" xmlns:oel="http://schemas.microsoft.com/office/2019/extlst" xmlns:r="http://schemas.openxmlformats.org/officeDocument/2006/relationships" xmlns:m="http://schemas.openxmlformats.org/officeDocument/2006/math" xmlns:v="urn:schemas-microsoft-com:vml" xmlns:wp14="http://schemas.microsoft.com/office/word/2010/wordprocessingDrawing" xmlns:wp="http://schemas.openxmlformats.org/drawingml/2006/wordprocessingDrawing" xmlns:w10="urn:schemas-microsoft-com:office:word" xmlns:w="http://schemas.openxmlformats.org/wordprocessingml/2006/main" xmlns:w14="http://schemas.microsoft.com/office/word/2010/wordml" xmlns:w15="http://schemas.microsoft.com/office/word/2012/wordml" xmlns:w16cex="http://schemas.microsoft.com/office/word/2018/wordml/cex" xmlns:w16cid="http://schemas.microsoft.com/office/word/2016/wordml/cid" xmlns:w16="http://schemas.microsoft.com/office/word/2018/wordml" xmlns:w16du="http://schemas.microsoft.com/office/word/2023/wordml/word16du" xmlns:w16sdtdh="http://schemas.microsoft.com/office/word/2020/wordml/sdtdatahash" xmlns:w16sdtfl="http://schemas.microsoft.com/office/word/2024/wordml/sdtformatlock" xmlns:w16se="http://schemas.microsoft.com/office/word/2015/wordml/symex" xmlns:wpg="http://schemas.microsoft.com/office/word/2010/wordprocessingGroup" xmlns:wpi="http://schemas.microsoft.com/office/word/2010/wordprocessingInk" xmlns:wne="http://schemas.microsoft.com/office/word/2006/wordml" xmlns:wps="http://schemas.microsoft.com/office/word/2010/wordprocessingShape" mc:Ignorable="w14 w15 w16se w16cid w16 w16cex w16sdtdh w16sdtfl w16du wp14">
   <w:p>
     <w:pPr>
       <w:pStyle w:val="Footer"/>
@@ -703,7 +707,7 @@
 </file>
 
 <file path=word/footer2.xml><?xml version="1.0" encoding="utf-8"?>
-<w:ftr xmlns:wpc="http://schemas.microsoft.com/office/word/2010/wordprocessingCanvas" xmlns:cx="http://schemas.microsoft.com/office/drawing/2014/chartex" xmlns:cx1="http://schemas.microsoft.com/office/drawing/2015/9/8/chartex" xmlns:cx2="http://schemas.microsoft.com/office/drawing/2015/10/21/chartex" xmlns:cx3="http://schemas.microsoft.com/office/drawing/2016/5/9/chartex" xmlns:cx4="http://schemas.microsoft.com/office/drawing/2016/5/10/chartex" xmlns:cx5="http://schemas.microsoft.com/office/drawing/2016/5/11/chartex" xmlns:cx6="http://schemas.microsoft.com/office/drawing/2016/5/12/chartex" xmlns:cx7="http://schemas.microsoft.com/office/drawing/2016/5/13/chartex" xmlns:cx8="http://schemas.microsoft.com/office/drawing/2016/5/14/chartex" xmlns:mc="http://schemas.openxmlformats.org/markup-compatibility/2006" xmlns:aink="http://schemas.microsoft.com/office/drawing/2016/ink" xmlns:am3d="http://schemas.microsoft.com/office/drawing/2017/model3d" xmlns:o="urn:schemas-microsoft-com:office:office" xmlns:oel="http://schemas.microsoft.com/office/2019/extlst" xmlns:r="http://schemas.openxmlformats.org/officeDocument/2006/relationships" xmlns:m="http://schemas.openxmlformats.org/officeDocument/2006/math" xmlns:v="urn:schemas-microsoft-com:vml" xmlns:wp14="http://schemas.microsoft.com/office/word/2010/wordprocessingDrawing" xmlns:wp="http://schemas.openxmlformats.org/drawingml/2006/wordprocessingDrawing" xmlns:w10="urn:schemas-microsoft-com:office:word" xmlns:w="http://schemas.openxmlformats.org/wordprocessingml/2006/main" xmlns:w14="http://schemas.microsoft.com/office/word/2010/wordml" xmlns:w15="http://schemas.microsoft.com/office/word/2012/wordml" xmlns:w16cex="http://schemas.microsoft.com/office/word/2018/wordml/cex" xmlns:w16cid="http://schemas.microsoft.com/office/word/2016/wordml/cid" xmlns:w16="http://schemas.microsoft.com/office/word/2018/wordml" xmlns:w16sdtdh="http://schemas.microsoft.com/office/word/2020/wordml/sdtdatahash" xmlns:w16se="http://schemas.microsoft.com/office/word/2015/wordml/symex" xmlns:wpg="http://schemas.microsoft.com/office/word/2010/wordprocessingGroup" xmlns:wpi="http://schemas.microsoft.com/office/word/2010/wordprocessingInk" xmlns:wne="http://schemas.microsoft.com/office/word/2006/wordml" xmlns:wps="http://schemas.microsoft.com/office/word/2010/wordprocessingShape" mc:Ignorable="w14 w15 w16se w16cid w16 w16cex w16sdtdh wp14">
+<w:ftr xmlns:wpc="http://schemas.microsoft.com/office/word/2010/wordprocessingCanvas" xmlns:cx="http://schemas.microsoft.com/office/drawing/2014/chartex" xmlns:cx1="http://schemas.microsoft.com/office/drawing/2015/9/8/chartex" xmlns:cx2="http://schemas.microsoft.com/office/drawing/2015/10/21/chartex" xmlns:cx3="http://schemas.microsoft.com/office/drawing/2016/5/9/chartex" xmlns:cx4="http://schemas.microsoft.com/office/drawing/2016/5/10/chartex" xmlns:cx5="http://schemas.microsoft.com/office/drawing/2016/5/11/chartex" xmlns:cx6="http://schemas.microsoft.com/office/drawing/2016/5/12/chartex" xmlns:cx7="http://schemas.microsoft.com/office/drawing/2016/5/13/chartex" xmlns:cx8="http://schemas.microsoft.com/office/drawing/2016/5/14/chartex" xmlns:mc="http://schemas.openxmlformats.org/markup-compatibility/2006" xmlns:aink="http://schemas.microsoft.com/office/drawing/2016/ink" xmlns:am3d="http://schemas.microsoft.com/office/drawing/2017/model3d" xmlns:o="urn:schemas-microsoft-com:office:office" xmlns:oel="http://schemas.microsoft.com/office/2019/extlst" xmlns:r="http://schemas.openxmlformats.org/officeDocument/2006/relationships" xmlns:m="http://schemas.openxmlformats.org/officeDocument/2006/math" xmlns:v="urn:schemas-microsoft-com:vml" xmlns:wp14="http://schemas.microsoft.com/office/word/2010/wordprocessingDrawing" xmlns:wp="http://schemas.openxmlformats.org/drawingml/2006/wordprocessingDrawing" xmlns:w10="urn:schemas-microsoft-com:office:word" xmlns:w="http://schemas.openxmlformats.org/wordprocessingml/2006/main" xmlns:w14="http://schemas.microsoft.com/office/word/2010/wordml" xmlns:w15="http://schemas.microsoft.com/office/word/2012/wordml" xmlns:w16cex="http://schemas.microsoft.com/office/word/2018/wordml/cex" xmlns:w16cid="http://schemas.microsoft.com/office/word/2016/wordml/cid" xmlns:w16="http://schemas.microsoft.com/office/word/2018/wordml" xmlns:w16du="http://schemas.microsoft.com/office/word/2023/wordml/word16du" xmlns:w16sdtdh="http://schemas.microsoft.com/office/word/2020/wordml/sdtdatahash" xmlns:w16sdtfl="http://schemas.microsoft.com/office/word/2024/wordml/sdtformatlock" xmlns:w16se="http://schemas.microsoft.com/office/word/2015/wordml/symex" xmlns:wpg="http://schemas.microsoft.com/office/word/2010/wordprocessingGroup" xmlns:wpi="http://schemas.microsoft.com/office/word/2010/wordprocessingInk" xmlns:wne="http://schemas.microsoft.com/office/word/2006/wordml" xmlns:wps="http://schemas.microsoft.com/office/word/2010/wordprocessingShape" mc:Ignorable="w14 w15 w16se w16cid w16 w16cex w16sdtdh w16sdtfl w16du wp14">
   <w:p>
     <w:pPr>
       <w:pStyle w:val="Footer"/>
@@ -713,7 +717,7 @@
 </file>
 
 <file path=word/footer3.xml><?xml version="1.0" encoding="utf-8"?>
-<w:ftr xmlns:wpc="http://schemas.microsoft.com/office/word/2010/wordprocessingCanvas" xmlns:cx="http://schemas.microsoft.com/office/drawing/2014/chartex" xmlns:cx1="http://schemas.microsoft.com/office/drawing/2015/9/8/chartex" xmlns:cx2="http://schemas.microsoft.com/office/drawing/2015/10/21/chartex" xmlns:cx3="http://schemas.microsoft.com/office/drawing/2016/5/9/chartex" xmlns:cx4="http://schemas.microsoft.com/office/drawing/2016/5/10/chartex" xmlns:cx5="http://schemas.microsoft.com/office/drawing/2016/5/11/chartex" xmlns:cx6="http://schemas.microsoft.com/office/drawing/2016/5/12/chartex" xmlns:cx7="http://schemas.microsoft.com/office/drawing/2016/5/13/chartex" xmlns:cx8="http://schemas.microsoft.com/office/drawing/2016/5/14/chartex" xmlns:mc="http://schemas.openxmlformats.org/markup-compatibility/2006" xmlns:aink="http://schemas.microsoft.com/office/drawing/2016/ink" xmlns:am3d="http://schemas.microsoft.com/office/drawing/2017/model3d" xmlns:o="urn:schemas-microsoft-com:office:office" xmlns:oel="http://schemas.microsoft.com/office/2019/extlst" xmlns:r="http://schemas.openxmlformats.org/officeDocument/2006/relationships" xmlns:m="http://schemas.openxmlformats.org/officeDocument/2006/math" xmlns:v="urn:schemas-microsoft-com:vml" xmlns:wp14="http://schemas.microsoft.com/office/word/2010/wordprocessingDrawing" xmlns:wp="http://schemas.openxmlformats.org/drawingml/2006/wordprocessingDrawing" xmlns:w10="urn:schemas-microsoft-com:office:word" xmlns:w="http://schemas.openxmlformats.org/wordprocessingml/2006/main" xmlns:w14="http://schemas.microsoft.com/office/word/2010/wordml" xmlns:w15="http://schemas.microsoft.com/office/word/2012/wordml" xmlns:w16cex="http://schemas.microsoft.com/office/word/2018/wordml/cex" xmlns:w16cid="http://schemas.microsoft.com/office/word/2016/wordml/cid" xmlns:w16="http://schemas.microsoft.com/office/word/2018/wordml" xmlns:w16sdtdh="http://schemas.microsoft.com/office/word/2020/wordml/sdtdatahash" xmlns:w16se="http://schemas.microsoft.com/office/word/2015/wordml/symex" xmlns:wpg="http://schemas.microsoft.com/office/word/2010/wordprocessingGroup" xmlns:wpi="http://schemas.microsoft.com/office/word/2010/wordprocessingInk" xmlns:wne="http://schemas.microsoft.com/office/word/2006/wordml" xmlns:wps="http://schemas.microsoft.com/office/word/2010/wordprocessingShape" mc:Ignorable="w14 w15 w16se w16cid w16 w16cex w16sdtdh wp14">
+<w:ftr xmlns:wpc="http://schemas.microsoft.com/office/word/2010/wordprocessingCanvas" xmlns:cx="http://schemas.microsoft.com/office/drawing/2014/chartex" xmlns:cx1="http://schemas.microsoft.com/office/drawing/2015/9/8/chartex" xmlns:cx2="http://schemas.microsoft.com/office/drawing/2015/10/21/chartex" xmlns:cx3="http://schemas.microsoft.com/office/drawing/2016/5/9/chartex" xmlns:cx4="http://schemas.microsoft.com/office/drawing/2016/5/10/chartex" xmlns:cx5="http://schemas.microsoft.com/office/drawing/2016/5/11/chartex" xmlns:cx6="http://schemas.microsoft.com/office/drawing/2016/5/12/chartex" xmlns:cx7="http://schemas.microsoft.com/office/drawing/2016/5/13/chartex" xmlns:cx8="http://schemas.microsoft.com/office/drawing/2016/5/14/chartex" xmlns:mc="http://schemas.openxmlformats.org/markup-compatibility/2006" xmlns:aink="http://schemas.microsoft.com/office/drawing/2016/ink" xmlns:am3d="http://schemas.microsoft.com/office/drawing/2017/model3d" xmlns:o="urn:schemas-microsoft-com:office:office" xmlns:oel="http://schemas.microsoft.com/office/2019/extlst" xmlns:r="http://schemas.openxmlformats.org/officeDocument/2006/relationships" xmlns:m="http://schemas.openxmlformats.org/officeDocument/2006/math" xmlns:v="urn:schemas-microsoft-com:vml" xmlns:wp14="http://schemas.microsoft.com/office/word/2010/wordprocessingDrawing" xmlns:wp="http://schemas.openxmlformats.org/drawingml/2006/wordprocessingDrawing" xmlns:w10="urn:schemas-microsoft-com:office:word" xmlns:w="http://schemas.openxmlformats.org/wordprocessingml/2006/main" xmlns:w14="http://schemas.microsoft.com/office/word/2010/wordml" xmlns:w15="http://schemas.microsoft.com/office/word/2012/wordml" xmlns:w16cex="http://schemas.microsoft.com/office/word/2018/wordml/cex" xmlns:w16cid="http://schemas.microsoft.com/office/word/2016/wordml/cid" xmlns:w16="http://schemas.microsoft.com/office/word/2018/wordml" xmlns:w16du="http://schemas.microsoft.com/office/word/2023/wordml/word16du" xmlns:w16sdtdh="http://schemas.microsoft.com/office/word/2020/wordml/sdtdatahash" xmlns:w16sdtfl="http://schemas.microsoft.com/office/word/2024/wordml/sdtformatlock" xmlns:w16se="http://schemas.microsoft.com/office/word/2015/wordml/symex" xmlns:wpg="http://schemas.microsoft.com/office/word/2010/wordprocessingGroup" xmlns:wpi="http://schemas.microsoft.com/office/word/2010/wordprocessingInk" xmlns:wne="http://schemas.microsoft.com/office/word/2006/wordml" xmlns:wps="http://schemas.microsoft.com/office/word/2010/wordprocessingShape" mc:Ignorable="w14 w15 w16se w16cid w16 w16cex w16sdtdh w16sdtfl w16du wp14">
   <w:p>
     <w:pPr>
       <w:pStyle w:val="Footer"/>
@@ -723,7 +727,7 @@
 </file>
 
 <file path=word/footnotes.xml><?xml version="1.0" encoding="utf-8"?>
-<w:footnotes xmlns:wpc="http://schemas.microsoft.com/office/word/2010/wordprocessingCanvas" xmlns:cx="http://schemas.microsoft.com/office/drawing/2014/chartex" xmlns:cx1="http://schemas.microsoft.com/office/drawing/2015/9/8/chartex" xmlns:cx2="http://schemas.microsoft.com/office/drawing/2015/10/21/chartex" xmlns:cx3="http://schemas.microsoft.com/office/drawing/2016/5/9/chartex" xmlns:cx4="http://schemas.microsoft.com/office/drawing/2016/5/10/chartex" xmlns:cx5="http://schemas.microsoft.com/office/drawing/2016/5/11/chartex" xmlns:cx6="http://schemas.microsoft.com/office/drawing/2016/5/12/chartex" xmlns:cx7="http://schemas.microsoft.com/office/drawing/2016/5/13/chartex" xmlns:cx8="http://schemas.microsoft.com/office/drawing/2016/5/14/chartex" xmlns:mc="http://schemas.openxmlformats.org/markup-compatibility/2006" xmlns:aink="http://schemas.microsoft.com/office/drawing/2016/ink" xmlns:am3d="http://schemas.microsoft.com/office/drawing/2017/model3d" xmlns:o="urn:schemas-microsoft-com:office:office" xmlns:oel="http://schemas.microsoft.com/office/2019/extlst" xmlns:r="http://schemas.openxmlformats.org/officeDocument/2006/relationships" xmlns:m="http://schemas.openxmlformats.org/officeDocument/2006/math" xmlns:v="urn:schemas-microsoft-com:vml" xmlns:wp14="http://schemas.microsoft.com/office/word/2010/wordprocessingDrawing" xmlns:wp="http://schemas.openxmlformats.org/drawingml/2006/wordprocessingDrawing" xmlns:w10="urn:schemas-microsoft-com:office:word" xmlns:w="http://schemas.openxmlformats.org/wordprocessingml/2006/main" xmlns:w14="http://schemas.microsoft.com/office/word/2010/wordml" xmlns:w15="http://schemas.microsoft.com/office/word/2012/wordml" xmlns:w16cex="http://schemas.microsoft.com/office/word/2018/wordml/cex" xmlns:w16cid="http://schemas.microsoft.com/office/word/2016/wordml/cid" xmlns:w16="http://schemas.microsoft.com/office/word/2018/wordml" xmlns:w16sdtdh="http://schemas.microsoft.com/office/word/2020/wordml/sdtdatahash" xmlns:w16se="http://schemas.microsoft.com/office/word/2015/wordml/symex" xmlns:wpg="http://schemas.microsoft.com/office/word/2010/wordprocessingGroup" xmlns:wpi="http://schemas.microsoft.com/office/word/2010/wordprocessingInk" xmlns:wne="http://schemas.microsoft.com/office/word/2006/wordml" xmlns:wps="http://schemas.microsoft.com/office/word/2010/wordprocessingShape" mc:Ignorable="w14 w15 w16se w16cid w16 w16cex w16sdtdh wp14">
+<w:footnotes xmlns:wpc="http://schemas.microsoft.com/office/word/2010/wordprocessingCanvas" xmlns:cx="http://schemas.microsoft.com/office/drawing/2014/chartex" xmlns:cx1="http://schemas.microsoft.com/office/drawing/2015/9/8/chartex" xmlns:cx2="http://schemas.microsoft.com/office/drawing/2015/10/21/chartex" xmlns:cx3="http://schemas.microsoft.com/office/drawing/2016/5/9/chartex" xmlns:cx4="http://schemas.microsoft.com/office/drawing/2016/5/10/chartex" xmlns:cx5="http://schemas.microsoft.com/office/drawing/2016/5/11/chartex" xmlns:cx6="http://schemas.microsoft.com/office/drawing/2016/5/12/chartex" xmlns:cx7="http://schemas.microsoft.com/office/drawing/2016/5/13/chartex" xmlns:cx8="http://schemas.microsoft.com/office/drawing/2016/5/14/chartex" xmlns:mc="http://schemas.openxmlformats.org/markup-compatibility/2006" xmlns:aink="http://schemas.microsoft.com/office/drawing/2016/ink" xmlns:am3d="http://schemas.microsoft.com/office/drawing/2017/model3d" xmlns:o="urn:schemas-microsoft-com:office:office" xmlns:oel="http://schemas.microsoft.com/office/2019/extlst" xmlns:r="http://schemas.openxmlformats.org/officeDocument/2006/relationships" xmlns:m="http://schemas.openxmlformats.org/officeDocument/2006/math" xmlns:v="urn:schemas-microsoft-com:vml" xmlns:wp14="http://schemas.microsoft.com/office/word/2010/wordprocessingDrawing" xmlns:wp="http://schemas.openxmlformats.org/drawingml/2006/wordprocessingDrawing" xmlns:w10="urn:schemas-microsoft-com:office:word" xmlns:w="http://schemas.openxmlformats.org/wordprocessingml/2006/main" xmlns:w14="http://schemas.microsoft.com/office/word/2010/wordml" xmlns:w15="http://schemas.microsoft.com/office/word/2012/wordml" xmlns:w16cex="http://schemas.microsoft.com/office/word/2018/wordml/cex" xmlns:w16cid="http://schemas.microsoft.com/office/word/2016/wordml/cid" xmlns:w16="http://schemas.microsoft.com/office/word/2018/wordml" xmlns:w16du="http://schemas.microsoft.com/office/word/2023/wordml/word16du" xmlns:w16sdtdh="http://schemas.microsoft.com/office/word/2020/wordml/sdtdatahash" xmlns:w16sdtfl="http://schemas.microsoft.com/office/word/2024/wordml/sdtformatlock" xmlns:w16se="http://schemas.microsoft.com/office/word/2015/wordml/symex" xmlns:wpg="http://schemas.microsoft.com/office/word/2010/wordprocessingGroup" xmlns:wpi="http://schemas.microsoft.com/office/word/2010/wordprocessingInk" xmlns:wne="http://schemas.microsoft.com/office/word/2006/wordml" xmlns:wps="http://schemas.microsoft.com/office/word/2010/wordprocessingShape" mc:Ignorable="w14 w15 w16se w16cid w16 w16cex w16sdtdh w16sdtfl w16du wp14">
   <w:footnote w:type="separator" w:id="-1">
     <w:p>
       <w:pPr>
@@ -748,7 +752,7 @@
 </file>
 
 <file path=word/header1.xml><?xml version="1.0" encoding="utf-8"?>
-<w:hdr xmlns:wpc="http://schemas.microsoft.com/office/word/2010/wordprocessingCanvas" xmlns:cx="http://schemas.microsoft.com/office/drawing/2014/chartex" xmlns:cx1="http://schemas.microsoft.com/office/drawing/2015/9/8/chartex" xmlns:cx2="http://schemas.microsoft.com/office/drawing/2015/10/21/chartex" xmlns:cx3="http://schemas.microsoft.com/office/drawing/2016/5/9/chartex" xmlns:cx4="http://schemas.microsoft.com/office/drawing/2016/5/10/chartex" xmlns:cx5="http://schemas.microsoft.com/office/drawing/2016/5/11/chartex" xmlns:cx6="http://schemas.microsoft.com/office/drawing/2016/5/12/chartex" xmlns:cx7="http://schemas.microsoft.com/office/drawing/2016/5/13/chartex" xmlns:cx8="http://schemas.microsoft.com/office/drawing/2016/5/14/chartex" xmlns:mc="http://schemas.openxmlformats.org/markup-compatibility/2006" xmlns:aink="http://schemas.microsoft.com/office/drawing/2016/ink" xmlns:am3d="http://schemas.microsoft.com/office/drawing/2017/model3d" xmlns:o="urn:schemas-microsoft-com:office:office" xmlns:oel="http://schemas.microsoft.com/office/2019/extlst" xmlns:r="http://schemas.openxmlformats.org/officeDocument/2006/relationships" xmlns:m="http://schemas.openxmlformats.org/officeDocument/2006/math" xmlns:v="urn:schemas-microsoft-com:vml" xmlns:wp14="http://schemas.microsoft.com/office/word/2010/wordprocessingDrawing" xmlns:wp="http://schemas.openxmlformats.org/drawingml/2006/wordprocessingDrawing" xmlns:w10="urn:schemas-microsoft-com:office:word" xmlns:w="http://schemas.openxmlformats.org/wordprocessingml/2006/main" xmlns:w14="http://schemas.microsoft.com/office/word/2010/wordml" xmlns:w15="http://schemas.microsoft.com/office/word/2012/wordml" xmlns:w16cex="http://schemas.microsoft.com/office/word/2018/wordml/cex" xmlns:w16cid="http://schemas.microsoft.com/office/word/2016/wordml/cid" xmlns:w16="http://schemas.microsoft.com/office/word/2018/wordml" xmlns:w16sdtdh="http://schemas.microsoft.com/office/word/2020/wordml/sdtdatahash" xmlns:w16se="http://schemas.microsoft.com/office/word/2015/wordml/symex" xmlns:wpg="http://schemas.microsoft.com/office/word/2010/wordprocessingGroup" xmlns:wpi="http://schemas.microsoft.com/office/word/2010/wordprocessingInk" xmlns:wne="http://schemas.microsoft.com/office/word/2006/wordml" xmlns:wps="http://schemas.microsoft.com/office/word/2010/wordprocessingShape" mc:Ignorable="w14 w15 w16se w16cid w16 w16cex w16sdtdh wp14">
+<w:hdr xmlns:wpc="http://schemas.microsoft.com/office/word/2010/wordprocessingCanvas" xmlns:cx="http://schemas.microsoft.com/office/drawing/2014/chartex" xmlns:cx1="http://schemas.microsoft.com/office/drawing/2015/9/8/chartex" xmlns:cx2="http://schemas.microsoft.com/office/drawing/2015/10/21/chartex" xmlns:cx3="http://schemas.microsoft.com/office/drawing/2016/5/9/chartex" xmlns:cx4="http://schemas.microsoft.com/office/drawing/2016/5/10/chartex" xmlns:cx5="http://schemas.microsoft.com/office/drawing/2016/5/11/chartex" xmlns:cx6="http://schemas.microsoft.com/office/drawing/2016/5/12/chartex" xmlns:cx7="http://schemas.microsoft.com/office/drawing/2016/5/13/chartex" xmlns:cx8="http://schemas.microsoft.com/office/drawing/2016/5/14/chartex" xmlns:mc="http://schemas.openxmlformats.org/markup-compatibility/2006" xmlns:aink="http://schemas.microsoft.com/office/drawing/2016/ink" xmlns:am3d="http://schemas.microsoft.com/office/drawing/2017/model3d" xmlns:o="urn:schemas-microsoft-com:office:office" xmlns:oel="http://schemas.microsoft.com/office/2019/extlst" xmlns:r="http://schemas.openxmlformats.org/officeDocument/2006/relationships" xmlns:m="http://schemas.openxmlformats.org/officeDocument/2006/math" xmlns:v="urn:schemas-microsoft-com:vml" xmlns:wp14="http://schemas.microsoft.com/office/word/2010/wordprocessingDrawing" xmlns:wp="http://schemas.openxmlformats.org/drawingml/2006/wordprocessingDrawing" xmlns:w10="urn:schemas-microsoft-com:office:word" xmlns:w="http://schemas.openxmlformats.org/wordprocessingml/2006/main" xmlns:w14="http://schemas.microsoft.com/office/word/2010/wordml" xmlns:w15="http://schemas.microsoft.com/office/word/2012/wordml" xmlns:w16cex="http://schemas.microsoft.com/office/word/2018/wordml/cex" xmlns:w16cid="http://schemas.microsoft.com/office/word/2016/wordml/cid" xmlns:w16="http://schemas.microsoft.com/office/word/2018/wordml" xmlns:w16du="http://schemas.microsoft.com/office/word/2023/wordml/word16du" xmlns:w16sdtdh="http://schemas.microsoft.com/office/word/2020/wordml/sdtdatahash" xmlns:w16sdtfl="http://schemas.microsoft.com/office/word/2024/wordml/sdtformatlock" xmlns:w16se="http://schemas.microsoft.com/office/word/2015/wordml/symex" xmlns:wpg="http://schemas.microsoft.com/office/word/2010/wordprocessingGroup" xmlns:wpi="http://schemas.microsoft.com/office/word/2010/wordprocessingInk" xmlns:wne="http://schemas.microsoft.com/office/word/2006/wordml" xmlns:wps="http://schemas.microsoft.com/office/word/2010/wordprocessingShape" mc:Ignorable="w14 w15 w16se w16cid w16 w16cex w16sdtdh w16sdtfl w16du wp14">
   <w:p>
     <w:pPr>
       <w:pStyle w:val="Header"/>
@@ -758,7 +762,7 @@
 </file>
 
 <file path=word/header2.xml><?xml version="1.0" encoding="utf-8"?>
-<w:hdr xmlns:wpc="http://schemas.microsoft.com/office/word/2010/wordprocessingCanvas" xmlns:cx="http://schemas.microsoft.com/office/drawing/2014/chartex" xmlns:cx1="http://schemas.microsoft.com/office/drawing/2015/9/8/chartex" xmlns:cx2="http://schemas.microsoft.com/office/drawing/2015/10/21/chartex" xmlns:cx3="http://schemas.microsoft.com/office/drawing/2016/5/9/chartex" xmlns:cx4="http://schemas.microsoft.com/office/drawing/2016/5/10/chartex" xmlns:cx5="http://schemas.microsoft.com/office/drawing/2016/5/11/chartex" xmlns:cx6="http://schemas.microsoft.com/office/drawing/2016/5/12/chartex" xmlns:cx7="http://schemas.microsoft.com/office/drawing/2016/5/13/chartex" xmlns:cx8="http://schemas.microsoft.com/office/drawing/2016/5/14/chartex" xmlns:mc="http://schemas.openxmlformats.org/markup-compatibility/2006" xmlns:aink="http://schemas.microsoft.com/office/drawing/2016/ink" xmlns:am3d="http://schemas.microsoft.com/office/drawing/2017/model3d" xmlns:o="urn:schemas-microsoft-com:office:office" xmlns:oel="http://schemas.microsoft.com/office/2019/extlst" xmlns:r="http://schemas.openxmlformats.org/officeDocument/2006/relationships" xmlns:m="http://schemas.openxmlformats.org/officeDocument/2006/math" xmlns:v="urn:schemas-microsoft-com:vml" xmlns:wp14="http://schemas.microsoft.com/office/word/2010/wordprocessingDrawing" xmlns:wp="http://schemas.openxmlformats.org/drawingml/2006/wordprocessingDrawing" xmlns:w10="urn:schemas-microsoft-com:office:word" xmlns:w="http://schemas.openxmlformats.org/wordprocessingml/2006/main" xmlns:w14="http://schemas.microsoft.com/office/word/2010/wordml" xmlns:w15="http://schemas.microsoft.com/office/word/2012/wordml" xmlns:w16cex="http://schemas.microsoft.com/office/word/2018/wordml/cex" xmlns:w16cid="http://schemas.microsoft.com/office/word/2016/wordml/cid" xmlns:w16="http://schemas.microsoft.com/office/word/2018/wordml" xmlns:w16sdtdh="http://schemas.microsoft.com/office/word/2020/wordml/sdtdatahash" xmlns:w16se="http://schemas.microsoft.com/office/word/2015/wordml/symex" xmlns:wpg="http://schemas.microsoft.com/office/word/2010/wordprocessingGroup" xmlns:wpi="http://schemas.microsoft.com/office/word/2010/wordprocessingInk" xmlns:wne="http://schemas.microsoft.com/office/word/2006/wordml" xmlns:wps="http://schemas.microsoft.com/office/word/2010/wordprocessingShape" mc:Ignorable="w14 w15 w16se w16cid w16 w16cex w16sdtdh wp14">
+<w:hdr xmlns:wpc="http://schemas.microsoft.com/office/word/2010/wordprocessingCanvas" xmlns:cx="http://schemas.microsoft.com/office/drawing/2014/chartex" xmlns:cx1="http://schemas.microsoft.com/office/drawing/2015/9/8/chartex" xmlns:cx2="http://schemas.microsoft.com/office/drawing/2015/10/21/chartex" xmlns:cx3="http://schemas.microsoft.com/office/drawing/2016/5/9/chartex" xmlns:cx4="http://schemas.microsoft.com/office/drawing/2016/5/10/chartex" xmlns:cx5="http://schemas.microsoft.com/office/drawing/2016/5/11/chartex" xmlns:cx6="http://schemas.microsoft.com/office/drawing/2016/5/12/chartex" xmlns:cx7="http://schemas.microsoft.com/office/drawing/2016/5/13/chartex" xmlns:cx8="http://schemas.microsoft.com/office/drawing/2016/5/14/chartex" xmlns:mc="http://schemas.openxmlformats.org/markup-compatibility/2006" xmlns:aink="http://schemas.microsoft.com/office/drawing/2016/ink" xmlns:am3d="http://schemas.microsoft.com/office/drawing/2017/model3d" xmlns:o="urn:schemas-microsoft-com:office:office" xmlns:oel="http://schemas.microsoft.com/office/2019/extlst" xmlns:r="http://schemas.openxmlformats.org/officeDocument/2006/relationships" xmlns:m="http://schemas.openxmlformats.org/officeDocument/2006/math" xmlns:v="urn:schemas-microsoft-com:vml" xmlns:wp14="http://schemas.microsoft.com/office/word/2010/wordprocessingDrawing" xmlns:wp="http://schemas.openxmlformats.org/drawingml/2006/wordprocessingDrawing" xmlns:w10="urn:schemas-microsoft-com:office:word" xmlns:w="http://schemas.openxmlformats.org/wordprocessingml/2006/main" xmlns:w14="http://schemas.microsoft.com/office/word/2010/wordml" xmlns:w15="http://schemas.microsoft.com/office/word/2012/wordml" xmlns:w16cex="http://schemas.microsoft.com/office/word/2018/wordml/cex" xmlns:w16cid="http://schemas.microsoft.com/office/word/2016/wordml/cid" xmlns:w16="http://schemas.microsoft.com/office/word/2018/wordml" xmlns:w16du="http://schemas.microsoft.com/office/word/2023/wordml/word16du" xmlns:w16sdtdh="http://schemas.microsoft.com/office/word/2020/wordml/sdtdatahash" xmlns:w16sdtfl="http://schemas.microsoft.com/office/word/2024/wordml/sdtformatlock" xmlns:w16se="http://schemas.microsoft.com/office/word/2015/wordml/symex" xmlns:wpg="http://schemas.microsoft.com/office/word/2010/wordprocessingGroup" xmlns:wpi="http://schemas.microsoft.com/office/word/2010/wordprocessingInk" xmlns:wne="http://schemas.microsoft.com/office/word/2006/wordml" xmlns:wps="http://schemas.microsoft.com/office/word/2010/wordprocessingShape" mc:Ignorable="w14 w15 w16se w16cid w16 w16cex w16sdtdh w16sdtfl w16du wp14">
   <w:p>
     <w:pPr>
       <w:pStyle w:val="Header"/>
@@ -769,7 +773,7 @@
 </file>
 
 <file path=word/header3.xml><?xml version="1.0" encoding="utf-8"?>
-<w:hdr xmlns:wpc="http://schemas.microsoft.com/office/word/2010/wordprocessingCanvas" xmlns:cx="http://schemas.microsoft.com/office/drawing/2014/chartex" xmlns:cx1="http://schemas.microsoft.com/office/drawing/2015/9/8/chartex" xmlns:cx2="http://schemas.microsoft.com/office/drawing/2015/10/21/chartex" xmlns:cx3="http://schemas.microsoft.com/office/drawing/2016/5/9/chartex" xmlns:cx4="http://schemas.microsoft.com/office/drawing/2016/5/10/chartex" xmlns:cx5="http://schemas.microsoft.com/office/drawing/2016/5/11/chartex" xmlns:cx6="http://schemas.microsoft.com/office/drawing/2016/5/12/chartex" xmlns:cx7="http://schemas.microsoft.com/office/drawing/2016/5/13/chartex" xmlns:cx8="http://schemas.microsoft.com/office/drawing/2016/5/14/chartex" xmlns:mc="http://schemas.openxmlformats.org/markup-compatibility/2006" xmlns:aink="http://schemas.microsoft.com/office/drawing/2016/ink" xmlns:am3d="http://schemas.microsoft.com/office/drawing/2017/model3d" xmlns:o="urn:schemas-microsoft-com:office:office" xmlns:oel="http://schemas.microsoft.com/office/2019/extlst" xmlns:r="http://schemas.openxmlformats.org/officeDocument/2006/relationships" xmlns:m="http://schemas.openxmlformats.org/officeDocument/2006/math" xmlns:v="urn:schemas-microsoft-com:vml" xmlns:wp14="http://schemas.microsoft.com/office/word/2010/wordprocessingDrawing" xmlns:wp="http://schemas.openxmlformats.org/drawingml/2006/wordprocessingDrawing" xmlns:w10="urn:schemas-microsoft-com:office:word" xmlns:w="http://schemas.openxmlformats.org/wordprocessingml/2006/main" xmlns:w14="http://schemas.microsoft.com/office/word/2010/wordml" xmlns:w15="http://schemas.microsoft.com/office/word/2012/wordml" xmlns:w16cex="http://schemas.microsoft.com/office/word/2018/wordml/cex" xmlns:w16cid="http://schemas.microsoft.com/office/word/2016/wordml/cid" xmlns:w16="http://schemas.microsoft.com/office/word/2018/wordml" xmlns:w16sdtdh="http://schemas.microsoft.com/office/word/2020/wordml/sdtdatahash" xmlns:w16se="http://schemas.microsoft.com/office/word/2015/wordml/symex" xmlns:wpg="http://schemas.microsoft.com/office/word/2010/wordprocessingGroup" xmlns:wpi="http://schemas.microsoft.com/office/word/2010/wordprocessingInk" xmlns:wne="http://schemas.microsoft.com/office/word/2006/wordml" xmlns:wps="http://schemas.microsoft.com/office/word/2010/wordprocessingShape" mc:Ignorable="w14 w15 w16se w16cid w16 w16cex w16sdtdh wp14">
+<w:hdr xmlns:wpc="http://schemas.microsoft.com/office/word/2010/wordprocessingCanvas" xmlns:cx="http://schemas.microsoft.com/office/drawing/2014/chartex" xmlns:cx1="http://schemas.microsoft.com/office/drawing/2015/9/8/chartex" xmlns:cx2="http://schemas.microsoft.com/office/drawing/2015/10/21/chartex" xmlns:cx3="http://schemas.microsoft.com/office/drawing/2016/5/9/chartex" xmlns:cx4="http://schemas.microsoft.com/office/drawing/2016/5/10/chartex" xmlns:cx5="http://schemas.microsoft.com/office/drawing/2016/5/11/chartex" xmlns:cx6="http://schemas.microsoft.com/office/drawing/2016/5/12/chartex" xmlns:cx7="http://schemas.microsoft.com/office/drawing/2016/5/13/chartex" xmlns:cx8="http://schemas.microsoft.com/office/drawing/2016/5/14/chartex" xmlns:mc="http://schemas.openxmlformats.org/markup-compatibility/2006" xmlns:aink="http://schemas.microsoft.com/office/drawing/2016/ink" xmlns:am3d="http://schemas.microsoft.com/office/drawing/2017/model3d" xmlns:o="urn:schemas-microsoft-com:office:office" xmlns:oel="http://schemas.microsoft.com/office/2019/extlst" xmlns:r="http://schemas.openxmlformats.org/officeDocument/2006/relationships" xmlns:m="http://schemas.openxmlformats.org/officeDocument/2006/math" xmlns:v="urn:schemas-microsoft-com:vml" xmlns:wp14="http://schemas.microsoft.com/office/word/2010/wordprocessingDrawing" xmlns:wp="http://schemas.openxmlformats.org/drawingml/2006/wordprocessingDrawing" xmlns:w10="urn:schemas-microsoft-com:office:word" xmlns:w="http://schemas.openxmlformats.org/wordprocessingml/2006/main" xmlns:w14="http://schemas.microsoft.com/office/word/2010/wordml" xmlns:w15="http://schemas.microsoft.com/office/word/2012/wordml" xmlns:w16cex="http://schemas.microsoft.com/office/word/2018/wordml/cex" xmlns:w16cid="http://schemas.microsoft.com/office/word/2016/wordml/cid" xmlns:w16="http://schemas.microsoft.com/office/word/2018/wordml" xmlns:w16du="http://schemas.microsoft.com/office/word/2023/wordml/word16du" xmlns:w16sdtdh="http://schemas.microsoft.com/office/word/2020/wordml/sdtdatahash" xmlns:w16sdtfl="http://schemas.microsoft.com/office/word/2024/wordml/sdtformatlock" xmlns:w16se="http://schemas.microsoft.com/office/word/2015/wordml/symex" xmlns:wpg="http://schemas.microsoft.com/office/word/2010/wordprocessingGroup" xmlns:wpi="http://schemas.microsoft.com/office/word/2010/wordprocessingInk" xmlns:wne="http://schemas.microsoft.com/office/word/2006/wordml" xmlns:wps="http://schemas.microsoft.com/office/word/2010/wordprocessingShape" mc:Ignorable="w14 w15 w16se w16cid w16 w16cex w16sdtdh w16sdtfl w16du wp14">
   <w:p>
     <w:pPr>
       <w:pStyle w:val="Header"/>
@@ -778,7 +782,7 @@
     <w:r>
       <w:tab/>
       <w:tab/>
-      <w:t>2026-06-17</w:t>
+      <w:t>2026-06-18</w:t>
       <w:br/>
       <w:br/>
     </w:r>
@@ -795,7 +799,7 @@
 </file>
 
 <file path=word/numbering.xml><?xml version="1.0" encoding="utf-8"?>
-<w:numbering xmlns:wpc="http://schemas.microsoft.com/office/word/2010/wordprocessingCanvas" xmlns:cx="http://schemas.microsoft.com/office/drawing/2014/chartex" xmlns:cx1="http://schemas.microsoft.com/office/drawing/2015/9/8/chartex" xmlns:cx2="http://schemas.microsoft.com/office/drawing/2015/10/21/chartex" xmlns:cx3="http://schemas.microsoft.com/office/drawing/2016/5/9/chartex" xmlns:cx4="http://schemas.microsoft.com/office/drawing/2016/5/10/chartex" xmlns:cx5="http://schemas.microsoft.com/office/drawing/2016/5/11/chartex" xmlns:cx6="http://schemas.microsoft.com/office/drawing/2016/5/12/chartex" xmlns:cx7="http://schemas.microsoft.com/office/drawing/2016/5/13/chartex" xmlns:cx8="http://schemas.microsoft.com/office/drawing/2016/5/14/chartex" xmlns:mc="http://schemas.openxmlformats.org/markup-compatibility/2006" xmlns:aink="http://schemas.microsoft.com/office/drawing/2016/ink" xmlns:am3d="http://schemas.microsoft.com/office/drawing/2017/model3d" xmlns:o="urn:schemas-microsoft-com:office:office" xmlns:oel="http://schemas.microsoft.com/office/2019/extlst" xmlns:r="http://schemas.openxmlformats.org/officeDocument/2006/relationships" xmlns:m="http://schemas.openxmlformats.org/officeDocument/2006/math" xmlns:v="urn:schemas-microsoft-com:vml" xmlns:wp14="http://schemas.microsoft.com/office/word/2010/wordprocessingDrawing" xmlns:wp="http://schemas.openxmlformats.org/drawingml/2006/wordprocessingDrawing" xmlns:w10="urn:schemas-microsoft-com:office:word" xmlns:w="http://schemas.openxmlformats.org/wordprocessingml/2006/main" xmlns:w14="http://schemas.microsoft.com/office/word/2010/wordml" xmlns:w15="http://schemas.microsoft.com/office/word/2012/wordml" xmlns:w16cex="http://schemas.microsoft.com/office/word/2018/wordml/cex" xmlns:w16cid="http://schemas.microsoft.com/office/word/2016/wordml/cid" xmlns:w16="http://schemas.microsoft.com/office/word/2018/wordml" xmlns:w16sdtdh="http://schemas.microsoft.com/office/word/2020/wordml/sdtdatahash" xmlns:w16se="http://schemas.microsoft.com/office/word/2015/wordml/symex" xmlns:wpg="http://schemas.microsoft.com/office/word/2010/wordprocessingGroup" xmlns:wpi="http://schemas.microsoft.com/office/word/2010/wordprocessingInk" xmlns:wne="http://schemas.microsoft.com/office/word/2006/wordml" xmlns:wps="http://schemas.microsoft.com/office/word/2010/wordprocessingShape" mc:Ignorable="w14 w15 w16se w16cid w16 w16cex w16sdtdh wp14">
+<w:numbering xmlns:wpc="http://schemas.microsoft.com/office/word/2010/wordprocessingCanvas" xmlns:cx="http://schemas.microsoft.com/office/drawing/2014/chartex" xmlns:cx1="http://schemas.microsoft.com/office/drawing/2015/9/8/chartex" xmlns:cx2="http://schemas.microsoft.com/office/drawing/2015/10/21/chartex" xmlns:cx3="http://schemas.microsoft.com/office/drawing/2016/5/9/chartex" xmlns:cx4="http://schemas.microsoft.com/office/drawing/2016/5/10/chartex" xmlns:cx5="http://schemas.microsoft.com/office/drawing/2016/5/11/chartex" xmlns:cx6="http://schemas.microsoft.com/office/drawing/2016/5/12/chartex" xmlns:cx7="http://schemas.microsoft.com/office/drawing/2016/5/13/chartex" xmlns:cx8="http://schemas.microsoft.com/office/drawing/2016/5/14/chartex" xmlns:mc="http://schemas.openxmlformats.org/markup-compatibility/2006" xmlns:aink="http://schemas.microsoft.com/office/drawing/2016/ink" xmlns:am3d="http://schemas.microsoft.com/office/drawing/2017/model3d" xmlns:o="urn:schemas-microsoft-com:office:office" xmlns:oel="http://schemas.microsoft.com/office/2019/extlst" xmlns:r="http://schemas.openxmlformats.org/officeDocument/2006/relationships" xmlns:m="http://schemas.openxmlformats.org/officeDocument/2006/math" xmlns:v="urn:schemas-microsoft-com:vml" xmlns:wp14="http://schemas.microsoft.com/office/word/2010/wordprocessingDrawing" xmlns:wp="http://schemas.openxmlformats.org/drawingml/2006/wordprocessingDrawing" xmlns:w10="urn:schemas-microsoft-com:office:word" xmlns:w="http://schemas.openxmlformats.org/wordprocessingml/2006/main" xmlns:w14="http://schemas.microsoft.com/office/word/2010/wordml" xmlns:w15="http://schemas.microsoft.com/office/word/2012/wordml" xmlns:w16cex="http://schemas.microsoft.com/office/word/2018/wordml/cex" xmlns:w16cid="http://schemas.microsoft.com/office/word/2016/wordml/cid" xmlns:w16="http://schemas.microsoft.com/office/word/2018/wordml" xmlns:w16du="http://schemas.microsoft.com/office/word/2023/wordml/word16du" xmlns:w16sdtdh="http://schemas.microsoft.com/office/word/2020/wordml/sdtdatahash" xmlns:w16sdtfl="http://schemas.microsoft.com/office/word/2024/wordml/sdtformatlock" xmlns:w16se="http://schemas.microsoft.com/office/word/2015/wordml/symex" xmlns:wpg="http://schemas.microsoft.com/office/word/2010/wordprocessingGroup" xmlns:wpi="http://schemas.microsoft.com/office/word/2010/wordprocessingInk" xmlns:wne="http://schemas.microsoft.com/office/word/2006/wordml" xmlns:wps="http://schemas.microsoft.com/office/word/2010/wordprocessingShape" mc:Ignorable="w14 w15 w16se w16cid w16 w16cex w16sdtdh w16sdtfl w16du wp14">
   <w:abstractNum w:abstractNumId="0" w15:restartNumberingAfterBreak="0">
     <w:nsid w:val="FFFFFF7C"/>
     <w:multiLevelType w:val="singleLevel"/>
@@ -998,7 +1002,7 @@
 </file>
 
 <file path=word/styles.xml><?xml version="1.0" encoding="utf-8"?>
-<w:styles xmlns:mc="http://schemas.openxmlformats.org/markup-compatibility/2006" xmlns:r="http://schemas.openxmlformats.org/officeDocument/2006/relationships" xmlns:w="http://schemas.openxmlformats.org/wordprocessingml/2006/main" xmlns:w14="http://schemas.microsoft.com/office/word/2010/wordml" xmlns:w15="http://schemas.microsoft.com/office/word/2012/wordml" xmlns:w16cex="http://schemas.microsoft.com/office/word/2018/wordml/cex" xmlns:w16cid="http://schemas.microsoft.com/office/word/2016/wordml/cid" xmlns:w16="http://schemas.microsoft.com/office/word/2018/wordml" xmlns:w16sdtdh="http://schemas.microsoft.com/office/word/2020/wordml/sdtdatahash" xmlns:w16se="http://schemas.microsoft.com/office/word/2015/wordml/symex" mc:Ignorable="w14 w15 w16se w16cid w16 w16cex w16sdtdh">
+<w:styles xmlns:mc="http://schemas.openxmlformats.org/markup-compatibility/2006" xmlns:r="http://schemas.openxmlformats.org/officeDocument/2006/relationships" xmlns:w="http://schemas.openxmlformats.org/wordprocessingml/2006/main" xmlns:w14="http://schemas.microsoft.com/office/word/2010/wordml" xmlns:w15="http://schemas.microsoft.com/office/word/2012/wordml" xmlns:w16cex="http://schemas.microsoft.com/office/word/2018/wordml/cex" xmlns:w16cid="http://schemas.microsoft.com/office/word/2016/wordml/cid" xmlns:w16="http://schemas.microsoft.com/office/word/2018/wordml" xmlns:w16du="http://schemas.microsoft.com/office/word/2023/wordml/word16du" xmlns:w16sdtdh="http://schemas.microsoft.com/office/word/2020/wordml/sdtdatahash" xmlns:w16sdtfl="http://schemas.microsoft.com/office/word/2024/wordml/sdtformatlock" xmlns:w16se="http://schemas.microsoft.com/office/word/2015/wordml/symex" mc:Ignorable="w14 w15 w16se w16cid w16 w16cex w16sdtdh w16sdtfl w16du">
   <w:docDefaults>
     <w:rPrDefault>
       <w:rPr>
@@ -1756,7 +1760,7 @@
     <w:link w:val="TitleChar"/>
     <w:uiPriority w:val="10"/>
     <w:qFormat/>
-    <w:rsid w:val="007106C8"/>
+    <w:rsid w:val="00E854FA"/>
     <w:pPr>
       <w:spacing w:after="300" w:line="240" w:lineRule="auto"/>
       <w:contextualSpacing/>
@@ -1766,7 +1770,7 @@
       <w:rFonts w:eastAsiaTheme="majorEastAsia" w:cstheme="majorBidi"/>
       <w:spacing w:val="5"/>
       <w:kern w:val="28"/>
-      <w:sz w:val="52"/>
+      <w:sz w:val="40"/>
       <w:szCs w:val="52"/>
       <w:lang w:val="sv-SE" w:eastAsia="en-US" w:bidi="ar-SA"/>
     </w:rPr>
@@ -1776,12 +1780,12 @@
     <w:basedOn w:val="DefaultParagraphFont"/>
     <w:link w:val="Title"/>
     <w:uiPriority w:val="10"/>
-    <w:rsid w:val="007106C8"/>
+    <w:rsid w:val="00E854FA"/>
     <w:rPr>
       <w:rFonts w:ascii="Times New Roman" w:eastAsiaTheme="majorEastAsia" w:hAnsi="Times New Roman" w:cstheme="majorBidi"/>
       <w:spacing w:val="5"/>
       <w:kern w:val="28"/>
-      <w:sz w:val="52"/>
+      <w:sz w:val="40"/>
       <w:szCs w:val="52"/>
       <w:lang w:val="sv-SE" w:eastAsia="en-US" w:bidi="ar-SA"/>
     </w:rPr>

--- a/klagomål/A 6775-2026 FSC-klagomål.docx
+++ b/klagomål/A 6775-2026 FSC-klagomål.docx
@@ -782,7 +782,7 @@
     <w:r>
       <w:tab/>
       <w:tab/>
-      <w:t>2026-06-18</w:t>
+      <w:t>2026-06-19</w:t>
       <w:br/>
       <w:br/>
     </w:r>

--- a/klagomål/A 6775-2026 FSC-klagomål.docx
+++ b/klagomål/A 6775-2026 FSC-klagomål.docx
@@ -782,7 +782,7 @@
     <w:r>
       <w:tab/>
       <w:tab/>
-      <w:t>2026-06-19</w:t>
+      <w:t>2026-06-20</w:t>
       <w:br/>
       <w:br/>
     </w:r>

--- a/klagomål/A 6775-2026 FSC-klagomål.docx
+++ b/klagomål/A 6775-2026 FSC-klagomål.docx
@@ -168,38 +168,7 @@
     </w:p>
     <w:p>
       <w:r>
-        <w:t>Detta dokument behandlar höga naturvärden i avverkningsanmälan A 6775-2026 i Halmstads kommun som inkom 2026-02-04 och omfattar 8,2 ha.</w:t>
-      </w:r>
-    </w:p>
-    <w:p>
-      <w:r>
-        <w:t>Nedan presenteras fynd av naturvårdsarter och fridlysta arter som gjorts i det avverkningsanmälda området, samt relevanta utdrag ur standarderna för FSC, Chain of Custody, Controlled Wood och PEFC. I BILAGA 1 finns artfakta om fridlysta arter.</w:t>
-      </w:r>
-    </w:p>
-    <w:p>
-      <w:r>
-        <w:t>Vi förväntar oss att ni återkommer med ett skriftligt svar på vårt klagomål och även beskriver vilka korrigerande åtgärder ni satt in för att rätta till identifierade brister i er efterlevnad av den svenska FSC standarden.</w:t>
-      </w:r>
-    </w:p>
-    <w:p>
-      <w:pPr>
-        <w:pStyle w:val="Heading1"/>
-      </w:pPr>
-      <w:r>
-        <w:t>Naturvårdsarter</w:t>
-      </w:r>
-    </w:p>
-    <w:p>
-      <w:r>
-        <w:t>I avverkningsanmälan har följande 1 naturvårdsarter hittats: barbastell (NT, §4a). Av dessa är 1 rödlistade. För rödlistade arter har rödlistekategorin angivits inom parentes. För fridlysta arter anges även paragrafen i Artskyddsförordningen som arten är fridlyst enligt.</w:t>
-      </w:r>
-    </w:p>
-    <w:p>
-      <w:r>
-        <w:t>De påträffade naturvårdsarterna är ett tydligt kvitto på att det rör sig om en skog med höga naturvärden.</w:t>
-      </w:r>
-      <w:r>
-        <w:t xml:space="preserve"> I Figur 1 visas fyndplatser för naturvårdsarter i området, som finns registrerade på Artportalen.</w:t>
+        <w:t>Detta klagomål behandlar höga naturvärden i avverkningsanmälan A 6775-2026 i Halmstads kommun som inkom 2026-02-04 och omfattar 8,2 ha.</w:t>
       </w:r>
     </w:p>
     <w:p>
@@ -247,20 +216,35 @@
         <w:spacing w:after="240"/>
       </w:pPr>
       <w:r>
-        <w:t>Figur 1. Fyndplatser för naturvårdsarter i avverkningsanmälan (röd linje). Markörer utan svart kant är placerade på fyndplatsen. Markörer med svart kant är placerade vid sidan av fyndplatsen och har ett svart streck som visar fyndplatsens exakta position. Kartans mittpunktskoordinat är N 6299157, E 365343 i SWEREF 99 TM.</w:t>
+        <w:t>Figur 1. Fyndplatser för naturvårdsarter i avverkningsanmälan. Markörer utan svart kant är placerade på fyndplatsen. Markörer med svart kant är placerade vid sidan av fyndplatsen har ett svart streck som visar fyndplatsens exakta position. Kartans mittpunktskoordinat är N 6299157, E 365343 i SWEREF 99 TM.</w:t>
+      </w:r>
+    </w:p>
+    <w:p>
+      <w:r>
+        <w:t>I avverkningsanmälan finns fynd av 1 naturvårdsarter, varav 1 är rödlistad och 1 är fridlyst: barbastell (NT, §4a). Se Figur 1.</w:t>
+      </w:r>
+    </w:p>
+    <w:p>
+      <w:r>
+        <w:t>Nedan presenteras relevanta utdrag ur standarderna för FSC, Chain of Custody, Controlled Wood och PEFC.</w:t>
+      </w:r>
+    </w:p>
+    <w:p>
+      <w:r>
+        <w:t>Vi förväntar oss att ni återkommer med ett skriftligt svar på vårt klagomål och även beskriver vilka korrigerande åtgärder ni satt in för att rätta till identifierade brister i er efterlevnad av den svenska FSC standarden.</w:t>
       </w:r>
     </w:p>
     <w:p>
       <w:pPr>
-        <w:pStyle w:val="Heading2"/>
+        <w:pStyle w:val="Heading1"/>
       </w:pPr>
       <w:r>
-        <w:t>Fridlysta arter</w:t>
+        <w:t>Naturvårdsarter och fridlysta arter</w:t>
       </w:r>
     </w:p>
     <w:p>
       <w:r>
-        <w:t>Följande fridlysta arter har sina livsmiljöer och växtplatser i den avverkningsanmälda skogen: barbastell (NT, §4a).</w:t>
+        <w:t>Nedan följer beskrivningar av de naturvårdsarter och fridlysta arter som har sina livsmiljöer och växtplatser i den avverkningsanmälda skogen. Se även ytterligare artfakta i BILAGA 1. De påträffade naturvårdsarterna är ett tydligt kvitto på att det rör sig om en skog med höga naturvärden.</w:t>
       </w:r>
     </w:p>
     <w:p>
@@ -277,11 +261,6 @@
     <w:p>
       <w:r>
         <w:t>Barbastellen föredrar ett halvöppet landskap med betes- och slåttermarker och gamla bondeskogar där den är speciellt inriktad på att ta fjärilar, framför allt småfjärilar, men även andra smådjursgrupper, t.ex. tvåvingar och spindlar. Bevarande av livsmiljöer är särskilt relevant i gammaldags utmarksskog eftersom det är en biotop som drastiskt minskat och hotas av skogsbruk. Om sådan skog kalavverkas och ersätts av ett plantageskogsbruk är förutsättningarna för förekomst av barbastell förstörda för lång tid framåt. Utvecklingen på Sydsvenska höglandet där huvuddelen av populationen finns är osäker och pågående landskapsförändringar befaras kunna leda till minskning med regionala och lokala försvinnande inom den kommande 21 års perioden. Minskningstakten för den svenska populationen bedöms vara nära gränsvärdet för Sårbar (VU). (A3c) (SLU Artdatabanken, 2024; Ahlén, 2015).</w:t>
-      </w:r>
-    </w:p>
-    <w:p>
-      <w:r>
-        <w:t>I BILAGA 1 finns mer detaljerad information om ekologi samt krav på livsmiljö hos fridlysta arter.</w:t>
       </w:r>
     </w:p>
     <w:p>
@@ -782,7 +761,7 @@
     <w:r>
       <w:tab/>
       <w:tab/>
-      <w:t>2026-06-20</w:t>
+      <w:t>2026-06-21</w:t>
       <w:br/>
       <w:br/>
     </w:r>

--- a/klagomål/A 6775-2026 FSC-klagomål.docx
+++ b/klagomål/A 6775-2026 FSC-klagomål.docx
@@ -761,7 +761,7 @@
     <w:r>
       <w:tab/>
       <w:tab/>
-      <w:t>2026-06-21</w:t>
+      <w:t>2026-06-22</w:t>
       <w:br/>
       <w:br/>
     </w:r>

--- a/klagomål/A 6775-2026 FSC-klagomål.docx
+++ b/klagomål/A 6775-2026 FSC-klagomål.docx
@@ -761,7 +761,7 @@
     <w:r>
       <w:tab/>
       <w:tab/>
-      <w:t>2026-06-22</w:t>
+      <w:t>2026-06-23</w:t>
       <w:br/>
       <w:br/>
     </w:r>

--- a/klagomål/A 6775-2026 FSC-klagomål.docx
+++ b/klagomål/A 6775-2026 FSC-klagomål.docx
@@ -761,7 +761,7 @@
     <w:r>
       <w:tab/>
       <w:tab/>
-      <w:t>2026-06-23</w:t>
+      <w:t>2026-06-24</w:t>
       <w:br/>
       <w:br/>
     </w:r>

--- a/klagomål/A 6775-2026 FSC-klagomål.docx
+++ b/klagomål/A 6775-2026 FSC-klagomål.docx
@@ -761,7 +761,7 @@
     <w:r>
       <w:tab/>
       <w:tab/>
-      <w:t>2026-06-24</w:t>
+      <w:t>2026-06-25</w:t>
       <w:br/>
       <w:br/>
     </w:r>

--- a/klagomål/A 6775-2026 FSC-klagomål.docx
+++ b/klagomål/A 6775-2026 FSC-klagomål.docx
@@ -761,7 +761,7 @@
     <w:r>
       <w:tab/>
       <w:tab/>
-      <w:t>2026-06-25</w:t>
+      <w:t>2026-06-26</w:t>
       <w:br/>
       <w:br/>
     </w:r>

--- a/klagomål/A 6775-2026 FSC-klagomål.docx
+++ b/klagomål/A 6775-2026 FSC-klagomål.docx
@@ -761,7 +761,7 @@
     <w:r>
       <w:tab/>
       <w:tab/>
-      <w:t>2026-06-26</w:t>
+      <w:t>2026-06-27</w:t>
       <w:br/>
       <w:br/>
     </w:r>

--- a/klagomål/A 6775-2026 FSC-klagomål.docx
+++ b/klagomål/A 6775-2026 FSC-klagomål.docx
@@ -761,7 +761,7 @@
     <w:r>
       <w:tab/>
       <w:tab/>
-      <w:t>2026-06-27</w:t>
+      <w:t>2026-06-28</w:t>
       <w:br/>
       <w:br/>
     </w:r>

--- a/klagomål/A 6775-2026 FSC-klagomål.docx
+++ b/klagomål/A 6775-2026 FSC-klagomål.docx
@@ -761,7 +761,7 @@
     <w:r>
       <w:tab/>
       <w:tab/>
-      <w:t>2026-06-28</w:t>
+      <w:t>2026-06-29</w:t>
       <w:br/>
       <w:br/>
     </w:r>

--- a/klagomål/A 6775-2026 FSC-klagomål.docx
+++ b/klagomål/A 6775-2026 FSC-klagomål.docx
@@ -761,7 +761,7 @@
     <w:r>
       <w:tab/>
       <w:tab/>
-      <w:t>2026-06-29</w:t>
+      <w:t>2026-06-30</w:t>
       <w:br/>
       <w:br/>
     </w:r>

--- a/klagomål/A 6775-2026 FSC-klagomål.docx
+++ b/klagomål/A 6775-2026 FSC-klagomål.docx
@@ -761,7 +761,7 @@
     <w:r>
       <w:tab/>
       <w:tab/>
-      <w:t>2026-06-30</w:t>
+      <w:t>2026-07-01</w:t>
       <w:br/>
       <w:br/>
     </w:r>

--- a/klagomål/A 6775-2026 FSC-klagomål.docx
+++ b/klagomål/A 6775-2026 FSC-klagomål.docx
@@ -761,7 +761,7 @@
     <w:r>
       <w:tab/>
       <w:tab/>
-      <w:t>2026-07-01</w:t>
+      <w:t>2026-07-02</w:t>
       <w:br/>
       <w:br/>
     </w:r>

--- a/klagomål/A 6775-2026 FSC-klagomål.docx
+++ b/klagomål/A 6775-2026 FSC-klagomål.docx
@@ -761,7 +761,7 @@
     <w:r>
       <w:tab/>
       <w:tab/>
-      <w:t>2026-07-13</w:t>
+      <w:t>2026-07-14</w:t>
       <w:br/>
       <w:br/>
     </w:r>

--- a/klagomål/A 6775-2026 FSC-klagomål.docx
+++ b/klagomål/A 6775-2026 FSC-klagomål.docx
@@ -761,7 +761,7 @@
     <w:r>
       <w:tab/>
       <w:tab/>
-      <w:t>2026-07-14</w:t>
+      <w:t>2026-07-15</w:t>
       <w:br/>
       <w:br/>
     </w:r>

--- a/klagomål/A 6775-2026 FSC-klagomål.docx
+++ b/klagomål/A 6775-2026 FSC-klagomål.docx
@@ -761,7 +761,7 @@
     <w:r>
       <w:tab/>
       <w:tab/>
-      <w:t>2026-07-15</w:t>
+      <w:t>2026-07-16</w:t>
       <w:br/>
       <w:br/>
     </w:r>

--- a/klagomål/A 6775-2026 FSC-klagomål.docx
+++ b/klagomål/A 6775-2026 FSC-klagomål.docx
@@ -761,7 +761,7 @@
     <w:r>
       <w:tab/>
       <w:tab/>
-      <w:t>2026-07-16</w:t>
+      <w:t>2026-07-17</w:t>
       <w:br/>
       <w:br/>
     </w:r>

--- a/klagomål/A 6775-2026 FSC-klagomål.docx
+++ b/klagomål/A 6775-2026 FSC-klagomål.docx
@@ -761,7 +761,7 @@
     <w:r>
       <w:tab/>
       <w:tab/>
-      <w:t>2026-07-17</w:t>
+      <w:t>2026-07-18</w:t>
       <w:br/>
       <w:br/>
     </w:r>

--- a/klagomål/A 6775-2026 FSC-klagomål.docx
+++ b/klagomål/A 6775-2026 FSC-klagomål.docx
@@ -761,7 +761,7 @@
     <w:r>
       <w:tab/>
       <w:tab/>
-      <w:t>2026-07-18</w:t>
+      <w:t>2026-07-19</w:t>
       <w:br/>
       <w:br/>
     </w:r>

--- a/klagomål/A 6775-2026 FSC-klagomål.docx
+++ b/klagomål/A 6775-2026 FSC-klagomål.docx
@@ -761,7 +761,7 @@
     <w:r>
       <w:tab/>
       <w:tab/>
-      <w:t>2026-07-19</w:t>
+      <w:t>2026-07-20</w:t>
       <w:br/>
       <w:br/>
     </w:r>

--- a/klagomål/A 6775-2026 FSC-klagomål.docx
+++ b/klagomål/A 6775-2026 FSC-klagomål.docx
@@ -761,7 +761,7 @@
     <w:r>
       <w:tab/>
       <w:tab/>
-      <w:t>2026-07-20</w:t>
+      <w:t>2026-07-21</w:t>
       <w:br/>
       <w:br/>
     </w:r>

--- a/klagomål/A 6775-2026 FSC-klagomål.docx
+++ b/klagomål/A 6775-2026 FSC-klagomål.docx
@@ -761,7 +761,7 @@
     <w:r>
       <w:tab/>
       <w:tab/>
-      <w:t>2026-07-21</w:t>
+      <w:t>2026-07-22</w:t>
       <w:br/>
       <w:br/>
     </w:r>

--- a/klagomål/A 6775-2026 FSC-klagomål.docx
+++ b/klagomål/A 6775-2026 FSC-klagomål.docx
@@ -761,7 +761,7 @@
     <w:r>
       <w:tab/>
       <w:tab/>
-      <w:t>2026-07-22</w:t>
+      <w:t>2026-07-23</w:t>
       <w:br/>
       <w:br/>
     </w:r>

--- a/klagomål/A 6775-2026 FSC-klagomål.docx
+++ b/klagomål/A 6775-2026 FSC-klagomål.docx
@@ -761,7 +761,7 @@
     <w:r>
       <w:tab/>
       <w:tab/>
-      <w:t>2026-07-23</w:t>
+      <w:t>2026-07-24</w:t>
       <w:br/>
       <w:br/>
     </w:r>

--- a/klagomål/A 6775-2026 FSC-klagomål.docx
+++ b/klagomål/A 6775-2026 FSC-klagomål.docx
@@ -761,7 +761,7 @@
     <w:r>
       <w:tab/>
       <w:tab/>
-      <w:t>2026-07-24</w:t>
+      <w:t>2026-07-25</w:t>
       <w:br/>
       <w:br/>
     </w:r>

--- a/klagomål/A 6775-2026 FSC-klagomål.docx
+++ b/klagomål/A 6775-2026 FSC-klagomål.docx
@@ -761,7 +761,7 @@
     <w:r>
       <w:tab/>
       <w:tab/>
-      <w:t>2026-07-25</w:t>
+      <w:t>2026-07-26</w:t>
       <w:br/>
       <w:br/>
     </w:r>

--- a/klagomål/A 6775-2026 FSC-klagomål.docx
+++ b/klagomål/A 6775-2026 FSC-klagomål.docx
@@ -761,7 +761,7 @@
     <w:r>
       <w:tab/>
       <w:tab/>
-      <w:t>2026-07-26</w:t>
+      <w:t>2026-07-27</w:t>
       <w:br/>
       <w:br/>
     </w:r>

--- a/klagomål/A 6775-2026 FSC-klagomål.docx
+++ b/klagomål/A 6775-2026 FSC-klagomål.docx
@@ -761,7 +761,7 @@
     <w:r>
       <w:tab/>
       <w:tab/>
-      <w:t>2026-07-27</w:t>
+      <w:t>2026-07-28</w:t>
       <w:br/>
       <w:br/>
     </w:r>

--- a/klagomål/A 6775-2026 FSC-klagomål.docx
+++ b/klagomål/A 6775-2026 FSC-klagomål.docx
@@ -761,7 +761,7 @@
     <w:r>
       <w:tab/>
       <w:tab/>
-      <w:t>2026-07-28</w:t>
+      <w:t>2026-07-29</w:t>
       <w:br/>
       <w:br/>
     </w:r>

--- a/klagomål/A 6775-2026 FSC-klagomål.docx
+++ b/klagomål/A 6775-2026 FSC-klagomål.docx
@@ -761,7 +761,7 @@
     <w:r>
       <w:tab/>
       <w:tab/>
-      <w:t>2026-07-29</w:t>
+      <w:t>2026-07-30</w:t>
       <w:br/>
       <w:br/>
     </w:r>

--- a/klagomål/A 6775-2026 FSC-klagomål.docx
+++ b/klagomål/A 6775-2026 FSC-klagomål.docx
@@ -761,7 +761,7 @@
     <w:r>
       <w:tab/>
       <w:tab/>
-      <w:t>2026-07-30</w:t>
+      <w:t>2026-07-31</w:t>
       <w:br/>
       <w:br/>
     </w:r>

--- a/klagomål/A 6775-2026 FSC-klagomål.docx
+++ b/klagomål/A 6775-2026 FSC-klagomål.docx
@@ -761,7 +761,7 @@
     <w:r>
       <w:tab/>
       <w:tab/>
-      <w:t>2026-07-31</w:t>
+      <w:t>2026-08-01</w:t>
       <w:br/>
       <w:br/>
     </w:r>

--- a/klagomål/A 6775-2026 FSC-klagomål.docx
+++ b/klagomål/A 6775-2026 FSC-klagomål.docx
@@ -761,7 +761,7 @@
     <w:r>
       <w:tab/>
       <w:tab/>
-      <w:t>2026-08-01</w:t>
+      <w:t>2026-08-02</w:t>
       <w:br/>
       <w:br/>
     </w:r>

--- a/klagomål/A 6775-2026 FSC-klagomål.docx
+++ b/klagomål/A 6775-2026 FSC-klagomål.docx
@@ -761,7 +761,7 @@
     <w:r>
       <w:tab/>
       <w:tab/>
-      <w:t>2026-08-02</w:t>
+      <w:t>2026-08-03</w:t>
       <w:br/>
       <w:br/>
     </w:r>

--- a/klagomål/A 6775-2026 FSC-klagomål.docx
+++ b/klagomål/A 6775-2026 FSC-klagomål.docx
@@ -761,7 +761,7 @@
     <w:r>
       <w:tab/>
       <w:tab/>
-      <w:t>2026-08-03</w:t>
+      <w:t>2026-08-05</w:t>
       <w:br/>
       <w:br/>
     </w:r>

--- a/klagomål/A 6775-2026 FSC-klagomål.docx
+++ b/klagomål/A 6775-2026 FSC-klagomål.docx
@@ -761,7 +761,7 @@
     <w:r>
       <w:tab/>
       <w:tab/>
-      <w:t>2026-08-05</w:t>
+      <w:t>2026-08-07</w:t>
       <w:br/>
       <w:br/>
     </w:r>

--- a/klagomål/A 6775-2026 FSC-klagomål.docx
+++ b/klagomål/A 6775-2026 FSC-klagomål.docx
@@ -761,7 +761,7 @@
     <w:r>
       <w:tab/>
       <w:tab/>
-      <w:t>2026-08-07</w:t>
+      <w:t>2026-08-08</w:t>
       <w:br/>
       <w:br/>
     </w:r>

--- a/klagomål/A 6775-2026 FSC-klagomål.docx
+++ b/klagomål/A 6775-2026 FSC-klagomål.docx
@@ -216,7 +216,7 @@
         <w:spacing w:after="240"/>
       </w:pPr>
       <w:r>
-        <w:t>Figur 1. Fyndplatser för naturvårdsarter i avverkningsanmälan. Markörer utan svart kant är placerade på fyndplatsen. Markörer med svart kant är placerade vid sidan av fyndplatsen har ett svart streck som visar fyndplatsens exakta position. Kartans mittpunktskoordinat är N 6299157, E 365343 i SWEREF 99 TM.</w:t>
+        <w:t>Figur 1. Fyndplatser för naturvårdsarter i avverkningsanmälan. Markörer utan svart kant är placerade på fyndplatsen. Markörer med svart kant är placerade vid sidan av fyndplatsen och har ett svart streck som visar fyndplatsens exakta position. Kartans mittpunktskoordinat är N 6299157, E 365343 i SWEREF 99 TM.</w:t>
       </w:r>
     </w:p>
     <w:p>
@@ -761,7 +761,7 @@
     <w:r>
       <w:tab/>
       <w:tab/>
-      <w:t>2026-08-14</w:t>
+      <w:t>2026-08-15</w:t>
       <w:br/>
       <w:br/>
     </w:r>

--- a/klagomål/A 6775-2026 FSC-klagomål.docx
+++ b/klagomål/A 6775-2026 FSC-klagomål.docx
@@ -761,7 +761,7 @@
     <w:r>
       <w:tab/>
       <w:tab/>
-      <w:t>2026-08-15</w:t>
+      <w:t>2026-08-16</w:t>
       <w:br/>
       <w:br/>
     </w:r>

--- a/klagomål/A 6775-2026 FSC-klagomål.docx
+++ b/klagomål/A 6775-2026 FSC-klagomål.docx
@@ -761,7 +761,7 @@
     <w:r>
       <w:tab/>
       <w:tab/>
-      <w:t>2026-08-16</w:t>
+      <w:t>2026-08-17</w:t>
       <w:br/>
       <w:br/>
     </w:r>

--- a/klagomål/A 6775-2026 FSC-klagomål.docx
+++ b/klagomål/A 6775-2026 FSC-klagomål.docx
@@ -761,7 +761,7 @@
     <w:r>
       <w:tab/>
       <w:tab/>
-      <w:t>2026-08-17</w:t>
+      <w:t>2026-08-18</w:t>
       <w:br/>
       <w:br/>
     </w:r>

--- a/klagomål/A 6775-2026 FSC-klagomål.docx
+++ b/klagomål/A 6775-2026 FSC-klagomål.docx
@@ -761,7 +761,7 @@
     <w:r>
       <w:tab/>
       <w:tab/>
-      <w:t>2026-08-18</w:t>
+      <w:t>2026-08-19</w:t>
       <w:br/>
       <w:br/>
     </w:r>

--- a/klagomål/A 6775-2026 FSC-klagomål.docx
+++ b/klagomål/A 6775-2026 FSC-klagomål.docx
@@ -761,7 +761,7 @@
     <w:r>
       <w:tab/>
       <w:tab/>
-      <w:t>2026-08-19</w:t>
+      <w:t>2026-08-20</w:t>
       <w:br/>
       <w:br/>
     </w:r>

--- a/klagomål/A 6775-2026 FSC-klagomål.docx
+++ b/klagomål/A 6775-2026 FSC-klagomål.docx
@@ -761,7 +761,7 @@
     <w:r>
       <w:tab/>
       <w:tab/>
-      <w:t>2026-08-20</w:t>
+      <w:t>2026-08-21</w:t>
       <w:br/>
       <w:br/>
     </w:r>

--- a/klagomål/A 6775-2026 FSC-klagomål.docx
+++ b/klagomål/A 6775-2026 FSC-klagomål.docx
@@ -761,7 +761,7 @@
     <w:r>
       <w:tab/>
       <w:tab/>
-      <w:t>2026-08-21</w:t>
+      <w:t>2026-08-22</w:t>
       <w:br/>
       <w:br/>
     </w:r>

--- a/klagomål/A 6775-2026 FSC-klagomål.docx
+++ b/klagomål/A 6775-2026 FSC-klagomål.docx
@@ -761,7 +761,7 @@
     <w:r>
       <w:tab/>
       <w:tab/>
-      <w:t>2026-08-22</w:t>
+      <w:t>2026-08-23</w:t>
       <w:br/>
       <w:br/>
     </w:r>

--- a/klagomål/A 6775-2026 FSC-klagomål.docx
+++ b/klagomål/A 6775-2026 FSC-klagomål.docx
@@ -761,7 +761,7 @@
     <w:r>
       <w:tab/>
       <w:tab/>
-      <w:t>2026-08-23</w:t>
+      <w:t>2026-08-24</w:t>
       <w:br/>
       <w:br/>
     </w:r>

--- a/klagomål/A 6775-2026 FSC-klagomål.docx
+++ b/klagomål/A 6775-2026 FSC-klagomål.docx
@@ -761,7 +761,7 @@
     <w:r>
       <w:tab/>
       <w:tab/>
-      <w:t>2026-08-24</w:t>
+      <w:t>2026-08-25</w:t>
       <w:br/>
       <w:br/>
     </w:r>

--- a/klagomål/A 6775-2026 FSC-klagomål.docx
+++ b/klagomål/A 6775-2026 FSC-klagomål.docx
@@ -761,7 +761,7 @@
     <w:r>
       <w:tab/>
       <w:tab/>
-      <w:t>2026-08-25</w:t>
+      <w:t>2026-08-26</w:t>
       <w:br/>
       <w:br/>
     </w:r>

--- a/klagomål/A 6775-2026 FSC-klagomål.docx
+++ b/klagomål/A 6775-2026 FSC-klagomål.docx
@@ -761,7 +761,7 @@
     <w:r>
       <w:tab/>
       <w:tab/>
-      <w:t>2026-08-26</w:t>
+      <w:t>2026-08-27</w:t>
       <w:br/>
       <w:br/>
     </w:r>

--- a/klagomål/A 6775-2026 FSC-klagomål.docx
+++ b/klagomål/A 6775-2026 FSC-klagomål.docx
@@ -761,7 +761,7 @@
     <w:r>
       <w:tab/>
       <w:tab/>
-      <w:t>2026-08-27</w:t>
+      <w:t>2026-08-28</w:t>
       <w:br/>
       <w:br/>
     </w:r>

--- a/klagomål/A 6775-2026 FSC-klagomål.docx
+++ b/klagomål/A 6775-2026 FSC-klagomål.docx
@@ -761,7 +761,7 @@
     <w:r>
       <w:tab/>
       <w:tab/>
-      <w:t>2026-08-28</w:t>
+      <w:t>2026-08-29</w:t>
       <w:br/>
       <w:br/>
     </w:r>

--- a/klagomål/A 6775-2026 FSC-klagomål.docx
+++ b/klagomål/A 6775-2026 FSC-klagomål.docx
@@ -761,7 +761,7 @@
     <w:r>
       <w:tab/>
       <w:tab/>
-      <w:t>2026-08-29</w:t>
+      <w:t>2026-08-31</w:t>
       <w:br/>
       <w:br/>
     </w:r>

--- a/klagomål/A 6775-2026 FSC-klagomål.docx
+++ b/klagomål/A 6775-2026 FSC-klagomål.docx
@@ -761,7 +761,7 @@
     <w:r>
       <w:tab/>
       <w:tab/>
-      <w:t>2026-08-31</w:t>
+      <w:t>2026-09-01</w:t>
       <w:br/>
       <w:br/>
     </w:r>

--- a/klagomål/A 6775-2026 FSC-klagomål.docx
+++ b/klagomål/A 6775-2026 FSC-klagomål.docx
@@ -761,7 +761,7 @@
     <w:r>
       <w:tab/>
       <w:tab/>
-      <w:t>2026-09-01</w:t>
+      <w:t>2026-09-02</w:t>
       <w:br/>
       <w:br/>
     </w:r>

--- a/klagomål/A 6775-2026 FSC-klagomål.docx
+++ b/klagomål/A 6775-2026 FSC-klagomål.docx
@@ -761,7 +761,7 @@
     <w:r>
       <w:tab/>
       <w:tab/>
-      <w:t>2026-09-02</w:t>
+      <w:t>2026-09-03</w:t>
       <w:br/>
       <w:br/>
     </w:r>

--- a/klagomål/A 6775-2026 FSC-klagomål.docx
+++ b/klagomål/A 6775-2026 FSC-klagomål.docx
@@ -761,7 +761,7 @@
     <w:r>
       <w:tab/>
       <w:tab/>
-      <w:t>2026-09-03</w:t>
+      <w:t>2026-09-04</w:t>
       <w:br/>
       <w:br/>
     </w:r>

--- a/klagomål/A 6775-2026 FSC-klagomål.docx
+++ b/klagomål/A 6775-2026 FSC-klagomål.docx
@@ -761,7 +761,7 @@
     <w:r>
       <w:tab/>
       <w:tab/>
-      <w:t>2026-09-04</w:t>
+      <w:t>2026-09-05</w:t>
       <w:br/>
       <w:br/>
     </w:r>

--- a/klagomål/A 6775-2026 FSC-klagomål.docx
+++ b/klagomål/A 6775-2026 FSC-klagomål.docx
@@ -761,7 +761,7 @@
     <w:r>
       <w:tab/>
       <w:tab/>
-      <w:t>2026-09-05</w:t>
+      <w:t>2026-09-06</w:t>
       <w:br/>
       <w:br/>
     </w:r>

--- a/klagomål/A 6775-2026 FSC-klagomål.docx
+++ b/klagomål/A 6775-2026 FSC-klagomål.docx
@@ -761,7 +761,7 @@
     <w:r>
       <w:tab/>
       <w:tab/>
-      <w:t>2026-09-06</w:t>
+      <w:t>2026-09-07</w:t>
       <w:br/>
       <w:br/>
     </w:r>

--- a/klagomål/A 6775-2026 FSC-klagomål.docx
+++ b/klagomål/A 6775-2026 FSC-klagomål.docx
@@ -761,7 +761,7 @@
     <w:r>
       <w:tab/>
       <w:tab/>
-      <w:t>2026-09-07</w:t>
+      <w:t>2026-09-08</w:t>
       <w:br/>
       <w:br/>
     </w:r>

--- a/klagomål/A 6775-2026 FSC-klagomål.docx
+++ b/klagomål/A 6775-2026 FSC-klagomål.docx
@@ -761,7 +761,7 @@
     <w:r>
       <w:tab/>
       <w:tab/>
-      <w:t>2026-09-08</w:t>
+      <w:t>2026-09-09</w:t>
       <w:br/>
       <w:br/>
     </w:r>

--- a/klagomål/A 6775-2026 FSC-klagomål.docx
+++ b/klagomål/A 6775-2026 FSC-klagomål.docx
@@ -761,7 +761,7 @@
     <w:r>
       <w:tab/>
       <w:tab/>
-      <w:t>2026-09-09</w:t>
+      <w:t>2026-09-10</w:t>
       <w:br/>
       <w:br/>
     </w:r>

--- a/klagomål/A 6775-2026 FSC-klagomål.docx
+++ b/klagomål/A 6775-2026 FSC-klagomål.docx
@@ -761,7 +761,7 @@
     <w:r>
       <w:tab/>
       <w:tab/>
-      <w:t>2026-09-10</w:t>
+      <w:t>2026-09-11</w:t>
       <w:br/>
       <w:br/>
     </w:r>

--- a/klagomål/A 6775-2026 FSC-klagomål.docx
+++ b/klagomål/A 6775-2026 FSC-klagomål.docx
@@ -761,7 +761,7 @@
     <w:r>
       <w:tab/>
       <w:tab/>
-      <w:t>2026-09-11</w:t>
+      <w:t>2026-09-12</w:t>
       <w:br/>
       <w:br/>
     </w:r>
